--- a/docs/review.docx
+++ b/docs/review.docx
@@ -110,38 +110,16 @@
       </w:pPr>
     </w:p>
     <w:p>
-      <w:r>
-        <w:t xml:space="preserve">Выпускная квалификационная работа </w:t>
-      </w:r>
-      <w:r>
-        <w:t>по</w:t>
-      </w:r>
-      <w:r>
-        <w:t xml:space="preserve"> </w:t>
-      </w:r>
-      <w:r>
-        <w:t xml:space="preserve">актуальной и перспективной </w:t>
-      </w:r>
-      <w:r>
-        <w:t>тем</w:t>
-      </w:r>
-      <w:r>
-        <w:t>е</w:t>
-      </w:r>
-      <w:r>
-        <w:t xml:space="preserve"> «</w:t>
-      </w:r>
-      <w:r>
-        <w:t>ДТРД большой степени двухконтурности класса тяги 8 тонн для пассажирского самолета</w:t>
-      </w:r>
-      <w:r>
-        <w:t>»</w:t>
-      </w:r>
-      <w:r>
-        <w:t xml:space="preserve"> </w:t>
-      </w:r>
-      <w:r>
-        <w:t>выполнена в требуемом объеме и соответствует заданию. Работа включает:</w:t>
+      <w:pPr>
+        <w:rPr>
+          <w:rFonts w:cs="Times New Roman"/>
+        </w:rPr>
+      </w:pPr>
+      <w:r>
+        <w:rPr>
+          <w:rFonts w:cs="Times New Roman"/>
+        </w:rPr>
+        <w:t>Выпускная квалификационная работа «ДТРД большой степени двухконтурности класса тяги 8 тонн для пассажирского самолета» выполнена на актуальную и перспективную тему, соответствует установленным требованиям и включает:</w:t>
       </w:r>
     </w:p>
     <w:p>
@@ -149,25 +127,27 @@
         <w:pStyle w:val="a7"/>
         <w:numPr>
           <w:ilvl w:val="0"/>
-          <w:numId w:val="15"/>
+          <w:numId w:val="19"/>
         </w:numPr>
-        <w:spacing w:before="120"/>
-        <w:ind w:left="0" w:firstLine="0"/>
-      </w:pPr>
-      <w:r>
-        <w:t>Расчетно-пояснительную запис</w:t>
-      </w:r>
-      <w:r>
-        <w:t>ку</w:t>
-      </w:r>
-      <w:r>
-        <w:t xml:space="preserve">, содержащую расчетно-конструкторскую, исследовательскую, технологическую, организационно-экономическую части, а также раздел по </w:t>
-      </w:r>
-      <w:r>
-        <w:t xml:space="preserve">охране труда и </w:t>
-      </w:r>
-      <w:r>
-        <w:t>окружающей среды.</w:t>
+        <w:ind w:left="0" w:firstLine="709"/>
+        <w:rPr>
+          <w:rFonts w:cs="Times New Roman"/>
+        </w:rPr>
+      </w:pPr>
+      <w:r>
+        <w:rPr>
+          <w:rStyle w:val="a9"/>
+          <w:rFonts w:cs="Times New Roman"/>
+          <w:b w:val="0"/>
+          <w:color w:val="000000" w:themeColor="text1"/>
+        </w:rPr>
+        <w:t>Расчетно-пояснительную записку</w:t>
+      </w:r>
+      <w:r>
+        <w:rPr>
+          <w:rFonts w:cs="Times New Roman"/>
+        </w:rPr>
+        <w:t>, содержащую расчетно-конструкторский, научно-исследовательский, технологический, организационно-экономический разделы, а также разделы по охране труда и охране окружающей среды.</w:t>
       </w:r>
     </w:p>
     <w:p>
@@ -175,262 +155,696 @@
         <w:pStyle w:val="a7"/>
         <w:numPr>
           <w:ilvl w:val="0"/>
-          <w:numId w:val="15"/>
+          <w:numId w:val="19"/>
         </w:numPr>
-        <w:spacing w:after="120"/>
-        <w:ind w:left="0" w:firstLine="0"/>
-      </w:pPr>
-      <w:r>
-        <w:t>Графическую часть.</w:t>
+        <w:ind w:left="0" w:firstLine="709"/>
+        <w:rPr>
+          <w:rFonts w:cs="Times New Roman"/>
+        </w:rPr>
+      </w:pPr>
+      <w:r>
+        <w:rPr>
+          <w:rFonts w:cs="Times New Roman"/>
+        </w:rPr>
+        <w:t>Графическую часть</w:t>
+      </w:r>
+      <w:r>
+        <w:rPr>
+          <w:rFonts w:cs="Times New Roman"/>
+        </w:rPr>
+        <w:t>, оформленную в соответствии с ЕСКД и ГОСТ.</w:t>
       </w:r>
     </w:p>
     <w:p>
-      <w:r>
-        <w:t xml:space="preserve">Объектом дипломного проектирования является перспективный гражданский авиационный </w:t>
-      </w:r>
-      <w:r>
-        <w:t>ДТРД</w:t>
-      </w:r>
-      <w:r>
-        <w:t>, спроектированный</w:t>
-      </w:r>
-      <w:r>
-        <w:t xml:space="preserve"> на базе </w:t>
-      </w:r>
-      <w:r>
-        <w:t xml:space="preserve">современных </w:t>
-      </w:r>
-      <w:r>
-        <w:t>авиационных</w:t>
-      </w:r>
-      <w:r>
-        <w:t xml:space="preserve"> </w:t>
-      </w:r>
-      <w:r>
-        <w:t>технологий</w:t>
-      </w:r>
-      <w:r>
-        <w:t>. Схема и параметры ГТ</w:t>
-      </w:r>
-      <w:r>
-        <w:t>Д</w:t>
-      </w:r>
-      <w:r>
-        <w:t xml:space="preserve"> обеспечивают </w:t>
-      </w:r>
-      <w:r>
-        <w:t>необходимые требования конкурентоспособного двигателя 5 поколения</w:t>
-      </w:r>
-      <w:r>
-        <w:t>.</w:t>
+      <w:pPr>
+        <w:rPr>
+          <w:rFonts w:cs="Times New Roman"/>
+        </w:rPr>
+      </w:pPr>
+      <w:r>
+        <w:rPr>
+          <w:rFonts w:cs="Times New Roman"/>
+          <w:bCs/>
+        </w:rPr>
+        <w:t>Объект исследования</w:t>
+      </w:r>
+      <w:r>
+        <w:rPr>
+          <w:rFonts w:cs="Times New Roman"/>
+        </w:rPr>
+        <w:t xml:space="preserve"> - </w:t>
+      </w:r>
+      <w:r>
+        <w:rPr>
+          <w:rFonts w:cs="Times New Roman"/>
+        </w:rPr>
+        <w:t xml:space="preserve">перспективный гражданский авиационный ДТРД, разработанный на основе современных авиационных технологий. Конструктивная схема и параметры двигателя соответствуют требованиям, предъявляемым к конкурентоспособным </w:t>
+      </w:r>
+      <w:r>
+        <w:rPr>
+          <w:rFonts w:cs="Times New Roman"/>
+        </w:rPr>
+        <w:t>ГТД</w:t>
+      </w:r>
+      <w:r>
+        <w:rPr>
+          <w:rFonts w:cs="Times New Roman"/>
+        </w:rPr>
+        <w:t xml:space="preserve"> пятого поколения.</w:t>
       </w:r>
     </w:p>
     <w:p>
-      <w:r>
+      <w:pPr>
+        <w:rPr>
+          <w:rFonts w:cs="Times New Roman"/>
+        </w:rPr>
+      </w:pPr>
+      <w:r>
+        <w:rPr>
+          <w:rFonts w:cs="Times New Roman"/>
+        </w:rPr>
         <w:t xml:space="preserve">В расчетно-конструкторской части </w:t>
       </w:r>
       <w:r>
-        <w:t>в</w:t>
-      </w:r>
-      <w:r>
-        <w:t xml:space="preserve">ыбрана </w:t>
-      </w:r>
-      <w:r>
-        <w:t xml:space="preserve">и обоснована </w:t>
-      </w:r>
-      <w:r>
-        <w:t>схема ГТД</w:t>
-      </w:r>
-      <w:r>
-        <w:t>,</w:t>
-      </w:r>
-      <w:r>
+        <w:rPr>
+          <w:rFonts w:cs="Times New Roman"/>
+        </w:rPr>
+        <w:t>выбрана и обоснована схема ГТД,</w:t>
+      </w:r>
+      <w:r>
+        <w:rPr>
+          <w:rFonts w:cs="Times New Roman"/>
+        </w:rPr>
         <w:t xml:space="preserve"> вариативно</w:t>
       </w:r>
       <w:r>
+        <w:rPr>
+          <w:rFonts w:cs="Times New Roman"/>
+        </w:rPr>
         <w:t xml:space="preserve"> </w:t>
       </w:r>
       <w:r>
+        <w:rPr>
+          <w:rFonts w:cs="Times New Roman"/>
+        </w:rPr>
         <w:t>рассчитан</w:t>
       </w:r>
       <w:r>
+        <w:rPr>
+          <w:rFonts w:cs="Times New Roman"/>
+        </w:rPr>
         <w:t xml:space="preserve"> </w:t>
       </w:r>
       <w:r>
+        <w:rPr>
+          <w:rFonts w:cs="Times New Roman"/>
+        </w:rPr>
         <w:t xml:space="preserve">термодинамический </w:t>
       </w:r>
       <w:r>
+        <w:rPr>
+          <w:rFonts w:cs="Times New Roman"/>
+        </w:rPr>
         <w:t>цикл</w:t>
       </w:r>
       <w:r>
+        <w:rPr>
+          <w:rFonts w:cs="Times New Roman"/>
+        </w:rPr>
         <w:t xml:space="preserve"> с</w:t>
       </w:r>
       <w:r>
-        <w:t xml:space="preserve"> выбором оптимальных параметров и</w:t>
-      </w:r>
-      <w:r>
+        <w:rPr>
+          <w:rFonts w:cs="Times New Roman"/>
+        </w:rPr>
+        <w:t xml:space="preserve"> </w:t>
+      </w:r>
+      <w:r>
+        <w:rPr>
+          <w:rFonts w:cs="Times New Roman"/>
+        </w:rPr>
+        <w:t>определением</w:t>
+      </w:r>
+      <w:r>
+        <w:rPr>
+          <w:rFonts w:cs="Times New Roman"/>
+        </w:rPr>
+        <w:t xml:space="preserve"> оптимальных параметров и</w:t>
+      </w:r>
+      <w:r>
+        <w:rPr>
+          <w:rFonts w:cs="Times New Roman"/>
+        </w:rPr>
         <w:t xml:space="preserve"> последующим поузловым расчетом Вл, КНД, КВД, КС, ТВД, ТНД</w:t>
       </w:r>
       <w:r>
+        <w:rPr>
+          <w:rFonts w:cs="Times New Roman"/>
+        </w:rPr>
         <w:t>.</w:t>
       </w:r>
       <w:r>
+        <w:rPr>
+          <w:rFonts w:cs="Times New Roman"/>
+        </w:rPr>
         <w:t xml:space="preserve"> Проведено сравнение с прототипами.</w:t>
       </w:r>
       <w:r>
-        <w:t xml:space="preserve"> Также конструкторская часть вклю</w:t>
-      </w:r>
-      <w:r>
-        <w:t>чает в себя чертежи продольного и поперечных разрезов, компоновки ДТРД с изображением ЛА, профилирования Л и Д.</w:t>
+        <w:rPr>
+          <w:rFonts w:cs="Times New Roman"/>
+        </w:rPr>
+        <w:t xml:space="preserve"> </w:t>
+      </w:r>
+      <w:r>
+        <w:rPr>
+          <w:rFonts w:cs="Times New Roman"/>
+        </w:rPr>
+        <w:t>Разработаны</w:t>
+      </w:r>
+      <w:r>
+        <w:rPr>
+          <w:rFonts w:cs="Times New Roman"/>
+        </w:rPr>
+        <w:t xml:space="preserve"> чертежи продольного и поперечных разрезов, компоновки ДТРД с и</w:t>
+      </w:r>
+      <w:r>
+        <w:rPr>
+          <w:rFonts w:cs="Times New Roman"/>
+        </w:rPr>
+        <w:t>зображением ЛА, профилирования лопаток и дисков</w:t>
+      </w:r>
+      <w:r>
+        <w:rPr>
+          <w:rFonts w:cs="Times New Roman"/>
+        </w:rPr>
+        <w:t>.</w:t>
       </w:r>
     </w:p>
     <w:p>
-      <w:r>
-        <w:t>В первой части научно-исследовательского раздела выполнен вывод основных уравнений, использованных в расчетах, в частности уравнения профилирования Л К и Т по высоте по коническим сечениям.</w:t>
+      <w:pPr>
+        <w:rPr>
+          <w:rFonts w:cs="Times New Roman"/>
+          <w:color w:val="000000" w:themeColor="text1"/>
+        </w:rPr>
+      </w:pPr>
+      <w:r>
+        <w:rPr>
+          <w:rFonts w:cs="Times New Roman"/>
+        </w:rPr>
+        <w:t>Первая часть</w:t>
+      </w:r>
+      <w:r>
+        <w:rPr>
+          <w:rFonts w:cs="Times New Roman"/>
+        </w:rPr>
+        <w:t xml:space="preserve"> научно-исследовательского раздела </w:t>
+      </w:r>
+      <w:r>
+        <w:rPr>
+          <w:rFonts w:cs="Times New Roman"/>
+        </w:rPr>
+        <w:t>посвящена</w:t>
+      </w:r>
+      <w:r>
+        <w:rPr>
+          <w:rFonts w:cs="Times New Roman"/>
+        </w:rPr>
+        <w:t xml:space="preserve"> вывод</w:t>
+      </w:r>
+      <w:r>
+        <w:rPr>
+          <w:rFonts w:cs="Times New Roman"/>
+        </w:rPr>
+        <w:t>у</w:t>
+      </w:r>
+      <w:r>
+        <w:rPr>
+          <w:rFonts w:cs="Times New Roman"/>
+        </w:rPr>
+        <w:t xml:space="preserve"> основных уравнений, использованных в расчетах, в </w:t>
+      </w:r>
+      <w:r>
+        <w:rPr>
+          <w:rFonts w:cs="Times New Roman"/>
+          <w:color w:val="000000" w:themeColor="text1"/>
+        </w:rPr>
+        <w:t xml:space="preserve">том числе </w:t>
+      </w:r>
+      <w:r>
+        <w:rPr>
+          <w:rFonts w:cs="Times New Roman"/>
+        </w:rPr>
+        <w:t xml:space="preserve">уравнения профилирования </w:t>
+      </w:r>
+      <w:r>
+        <w:rPr>
+          <w:rFonts w:cs="Times New Roman"/>
+        </w:rPr>
+        <w:t>лопаток компрессора</w:t>
+      </w:r>
+      <w:r>
+        <w:rPr>
+          <w:rFonts w:cs="Times New Roman"/>
+        </w:rPr>
+        <w:t xml:space="preserve"> и </w:t>
+      </w:r>
+      <w:r>
+        <w:rPr>
+          <w:rFonts w:cs="Times New Roman"/>
+        </w:rPr>
+        <w:t>турбины</w:t>
+      </w:r>
+      <w:r>
+        <w:rPr>
+          <w:rFonts w:cs="Times New Roman"/>
+        </w:rPr>
+        <w:t xml:space="preserve"> по высоте </w:t>
+      </w:r>
+      <w:r>
+        <w:rPr>
+          <w:rFonts w:cs="Times New Roman"/>
+          <w:color w:val="000000" w:themeColor="text1"/>
+        </w:rPr>
+        <w:t>на основе конических сечений.</w:t>
       </w:r>
     </w:p>
     <w:p>
-      <w:r>
-        <w:t xml:space="preserve">Во второй части </w:t>
-      </w:r>
-      <w:r>
-        <w:t>научно-исследовательского раздела</w:t>
-      </w:r>
-      <w:r>
-        <w:t xml:space="preserve"> выполнен расчет на прочность Л КВД 1 ступени.</w:t>
+      <w:pPr>
+        <w:rPr>
+          <w:rFonts w:cs="Times New Roman"/>
+        </w:rPr>
+      </w:pPr>
+      <w:r>
+        <w:rPr>
+          <w:rFonts w:cs="Times New Roman"/>
+        </w:rPr>
+        <w:t>Во второй части научно-исследовательского раздел</w:t>
+      </w:r>
+      <w:r>
+        <w:rPr>
+          <w:rFonts w:cs="Times New Roman"/>
+        </w:rPr>
+        <w:t>а выполнен расчет на прочность лопаток</w:t>
+      </w:r>
+      <w:r>
+        <w:rPr>
+          <w:rFonts w:cs="Times New Roman"/>
+        </w:rPr>
+        <w:t xml:space="preserve"> КВД 1 ступени.</w:t>
       </w:r>
     </w:p>
     <w:p>
-      <w:r>
-        <w:t xml:space="preserve">В </w:t>
-      </w:r>
-      <w:r>
-        <w:t xml:space="preserve">третьей части научно-исследовательского раздела выполнен расчет на прочность Д ТВД с использованием метода двух расчетов и МКЭ при помощи программного комплекса </w:t>
-      </w:r>
-      <w:r>
-        <w:rPr>
+      <w:pPr>
+        <w:rPr>
+          <w:rFonts w:cs="Times New Roman"/>
+        </w:rPr>
+      </w:pPr>
+      <w:r>
+        <w:rPr>
+          <w:rFonts w:cs="Times New Roman"/>
+        </w:rPr>
+        <w:t>В третьей части научно-исследовательского раздел</w:t>
+      </w:r>
+      <w:r>
+        <w:rPr>
+          <w:rFonts w:cs="Times New Roman"/>
+        </w:rPr>
+        <w:t>а выполнен расчет на прочность диска</w:t>
+      </w:r>
+      <w:r>
+        <w:rPr>
+          <w:rFonts w:cs="Times New Roman"/>
+        </w:rPr>
+        <w:t xml:space="preserve"> ТВД с использованием метода двух расчетов и МКЭ при помощи программного комплекса </w:t>
+      </w:r>
+      <w:r>
+        <w:rPr>
+          <w:rFonts w:cs="Times New Roman"/>
           <w:lang w:val="en-US"/>
         </w:rPr>
         <w:t>ANSYS</w:t>
       </w:r>
       <w:r>
+        <w:rPr>
+          <w:rFonts w:cs="Times New Roman"/>
+        </w:rPr>
         <w:t xml:space="preserve"> </w:t>
       </w:r>
       <w:r>
         <w:rPr>
+          <w:rFonts w:cs="Times New Roman"/>
           <w:lang w:val="en-US"/>
         </w:rPr>
         <w:t>Static</w:t>
       </w:r>
       <w:r>
+        <w:rPr>
+          <w:rFonts w:cs="Times New Roman"/>
+        </w:rPr>
         <w:t xml:space="preserve"> </w:t>
       </w:r>
       <w:r>
         <w:rPr>
+          <w:rFonts w:cs="Times New Roman"/>
           <w:lang w:val="en-US"/>
         </w:rPr>
         <w:t>Structural</w:t>
       </w:r>
       <w:r>
+        <w:rPr>
+          <w:rFonts w:cs="Times New Roman"/>
+        </w:rPr>
         <w:t>.</w:t>
       </w:r>
     </w:p>
     <w:p>
-      <w:r>
+      <w:pPr>
+        <w:rPr>
+          <w:rFonts w:cs="Times New Roman"/>
+        </w:rPr>
+      </w:pPr>
+      <w:r>
+        <w:rPr>
+          <w:rFonts w:cs="Times New Roman"/>
+        </w:rPr>
         <w:t xml:space="preserve">В </w:t>
       </w:r>
       <w:r>
+        <w:rPr>
+          <w:rFonts w:cs="Times New Roman"/>
+        </w:rPr>
         <w:t>четвертой</w:t>
       </w:r>
       <w:r>
+        <w:rPr>
+          <w:rFonts w:cs="Times New Roman"/>
+        </w:rPr>
         <w:t xml:space="preserve"> части </w:t>
       </w:r>
       <w:r>
+        <w:rPr>
+          <w:rFonts w:cs="Times New Roman"/>
+        </w:rPr>
         <w:t>научно-</w:t>
       </w:r>
       <w:r>
+        <w:rPr>
+          <w:rFonts w:cs="Times New Roman"/>
+        </w:rPr>
         <w:t xml:space="preserve">исследовательского раздела выполнен газодинамический расчет </w:t>
       </w:r>
       <w:r>
+        <w:rPr>
+          <w:rFonts w:cs="Times New Roman"/>
+        </w:rPr>
         <w:t>1 ступени КВД</w:t>
       </w:r>
       <w:r>
-        <w:t xml:space="preserve">, а также осуществлена его доработка и получена характеристика при </w:t>
-      </w:r>
-      <w:r>
-        <w:lastRenderedPageBreak/>
-        <w:t xml:space="preserve">номинальной частоте вращения. Расчет проведен с помощью программного комплекса </w:t>
-      </w:r>
-      <w:r>
-        <w:rPr>
+        <w:rPr>
+          <w:rFonts w:cs="Times New Roman"/>
+        </w:rPr>
+        <w:t xml:space="preserve"> </w:t>
+      </w:r>
+      <w:r>
+        <w:rPr>
+          <w:rFonts w:cs="Times New Roman"/>
+        </w:rPr>
+        <w:t xml:space="preserve">с помощью программного комплекса </w:t>
+      </w:r>
+      <w:r>
+        <w:rPr>
+          <w:rFonts w:cs="Times New Roman"/>
           <w:lang w:val="en-US"/>
         </w:rPr>
         <w:t>ANSYS</w:t>
       </w:r>
       <w:r>
+        <w:rPr>
+          <w:rFonts w:cs="Times New Roman"/>
+        </w:rPr>
         <w:t xml:space="preserve"> </w:t>
       </w:r>
       <w:r>
         <w:rPr>
+          <w:rFonts w:cs="Times New Roman"/>
           <w:lang w:val="en-US"/>
         </w:rPr>
         <w:t>CFX</w:t>
       </w:r>
       <w:r>
-        <w:t>.</w:t>
-      </w:r>
-      <w:bookmarkStart w:id="0" w:name="_GoBack"/>
-      <w:bookmarkEnd w:id="0"/>
+        <w:rPr>
+          <w:rFonts w:cs="Times New Roman"/>
+        </w:rPr>
+        <w:t>, а также осуществлена его доработка и получена характеристика пр</w:t>
+      </w:r>
+      <w:r>
+        <w:rPr>
+          <w:rFonts w:cs="Times New Roman"/>
+        </w:rPr>
+        <w:t>и номинальной частоте вращения.</w:t>
+      </w:r>
     </w:p>
     <w:p>
-      <w:r>
-        <w:rPr>
-          <w:highlight w:val="yellow"/>
-        </w:rPr>
-        <w:t xml:space="preserve">Пятая часть </w:t>
-      </w:r>
-      <w:r>
-        <w:rPr>
-          <w:highlight w:val="yellow"/>
-        </w:rPr>
-        <w:t>научно-исследовательского раздела</w:t>
-      </w:r>
-      <w:r>
-        <w:rPr>
-          <w:highlight w:val="yellow"/>
-        </w:rPr>
-        <w:t xml:space="preserve"> представлена</w:t>
-      </w:r>
-      <w:r>
+      <w:pPr>
+        <w:rPr>
+          <w:rFonts w:cs="Times New Roman"/>
+          <w:color w:val="000000" w:themeColor="text1"/>
+        </w:rPr>
+      </w:pPr>
+      <w:r>
+        <w:rPr>
+          <w:rFonts w:cs="Times New Roman"/>
+        </w:rPr>
+        <w:lastRenderedPageBreak/>
+        <w:t xml:space="preserve">Пятая часть научно-исследовательского раздела </w:t>
+      </w:r>
+      <w:r>
+        <w:rPr>
+          <w:rFonts w:cs="Times New Roman"/>
+        </w:rPr>
+        <w:t>посвящена</w:t>
+      </w:r>
+      <w:r>
+        <w:rPr>
+          <w:rFonts w:cs="Times New Roman"/>
+        </w:rPr>
         <w:t xml:space="preserve"> </w:t>
+      </w:r>
+      <w:r>
+        <w:rPr>
+          <w:rFonts w:cs="Times New Roman"/>
+        </w:rPr>
+        <w:t xml:space="preserve">исследованию </w:t>
+      </w:r>
+      <w:r>
+        <w:rPr>
+          <w:rFonts w:cs="Times New Roman"/>
+        </w:rPr>
+        <w:t>влияния газодинамических</w:t>
+      </w:r>
+      <w:r>
+        <w:rPr>
+          <w:rFonts w:cs="Times New Roman"/>
+        </w:rPr>
+        <w:t xml:space="preserve"> параметров тракта</w:t>
+      </w:r>
+      <w:r>
+        <w:rPr>
+          <w:rFonts w:cs="Times New Roman"/>
+        </w:rPr>
+        <w:t xml:space="preserve"> ГТД </w:t>
+      </w:r>
+      <w:r>
+        <w:rPr>
+          <w:rFonts w:cs="Times New Roman"/>
+        </w:rPr>
+        <w:t xml:space="preserve">на выбросы </w:t>
+      </w:r>
+      <w:r>
+        <w:rPr>
+          <w:rFonts w:cs="Times New Roman"/>
+          <w:lang w:val="en-US"/>
+        </w:rPr>
+        <w:t>CO</w:t>
+      </w:r>
+      <w:r>
+        <w:rPr>
+          <w:rFonts w:cs="Times New Roman"/>
+        </w:rPr>
+        <w:t xml:space="preserve"> и </w:t>
+      </w:r>
+      <w:r>
+        <w:rPr>
+          <w:rFonts w:cs="Times New Roman"/>
+          <w:lang w:val="en-US"/>
+        </w:rPr>
+        <w:t>NOx</w:t>
+      </w:r>
+      <w:r>
+        <w:rPr>
+          <w:rFonts w:cs="Times New Roman"/>
+        </w:rPr>
+        <w:t>. Был проведен реверсивный дата-инжиниринг новых данный, используемых для решения обратной задачи</w:t>
+      </w:r>
+      <w:r>
+        <w:rPr>
+          <w:rFonts w:cs="Times New Roman"/>
+        </w:rPr>
+        <w:t>,</w:t>
+      </w:r>
+      <w:r>
+        <w:rPr>
+          <w:rFonts w:cs="Times New Roman"/>
+        </w:rPr>
+        <w:t xml:space="preserve"> выявлены доминирующие признаки. Подобран лучший </w:t>
+      </w:r>
+      <w:r>
+        <w:rPr>
+          <w:rFonts w:cs="Times New Roman"/>
+        </w:rPr>
+        <w:t xml:space="preserve">регрессионной </w:t>
+      </w:r>
+      <w:r>
+        <w:rPr>
+          <w:rFonts w:cs="Times New Roman"/>
+        </w:rPr>
+        <w:t xml:space="preserve">классический алгоритм машинного обучения </w:t>
+      </w:r>
+      <w:r>
+        <w:rPr>
+          <w:rFonts w:cs="Times New Roman"/>
+          <w:color w:val="000000" w:themeColor="text1"/>
+        </w:rPr>
+        <w:t>для прогнозирования выбросов.</w:t>
       </w:r>
     </w:p>
     <w:p>
       <w:pPr>
-        <w:ind w:firstLine="708"/>
-        <w:rPr>
+        <w:rPr>
+          <w:rFonts w:cs="Times New Roman"/>
+          <w:color w:val="000000" w:themeColor="text1"/>
+        </w:rPr>
+      </w:pPr>
+      <w:r>
+        <w:rPr>
+          <w:rFonts w:cs="Times New Roman"/>
           <w:color w:val="000000"/>
           <w:szCs w:val="24"/>
         </w:rPr>
-      </w:pPr>
-      <w:r>
-        <w:rPr>
+        <w:t xml:space="preserve">В технологической части ВКР разработан рабочий чертеж </w:t>
+      </w:r>
+      <w:r>
+        <w:rPr>
+          <w:rFonts w:cs="Times New Roman"/>
           <w:color w:val="000000"/>
           <w:szCs w:val="24"/>
         </w:rPr>
-        <w:t>В технологической части ВКР разработан рабочий чертеж диска ТВД и назначены технические требования. Разработан маршрутный технологический процесс изготовления диска ТВД и рассчитаны операции на сверление, с разработкой их эскизов.</w:t>
+        <w:t>диска</w:t>
+      </w:r>
+      <w:r>
+        <w:rPr>
+          <w:rFonts w:cs="Times New Roman"/>
+          <w:color w:val="000000"/>
+          <w:szCs w:val="24"/>
+        </w:rPr>
+        <w:t xml:space="preserve"> ТВД </w:t>
+      </w:r>
+      <w:r>
+        <w:rPr>
+          <w:rFonts w:cs="Times New Roman"/>
+          <w:color w:val="000000" w:themeColor="text1"/>
+        </w:rPr>
+        <w:t>с указанием технических требований.</w:t>
+      </w:r>
+      <w:r>
+        <w:rPr>
+          <w:rFonts w:cs="Times New Roman"/>
+          <w:color w:val="000000"/>
+          <w:szCs w:val="24"/>
+        </w:rPr>
+        <w:t xml:space="preserve"> </w:t>
+      </w:r>
+      <w:r>
+        <w:rPr>
+          <w:rFonts w:cs="Times New Roman"/>
+          <w:color w:val="000000" w:themeColor="text1"/>
+        </w:rPr>
+        <w:t>Составлен</w:t>
+      </w:r>
+      <w:r>
+        <w:rPr>
+          <w:rFonts w:cs="Times New Roman"/>
+          <w:color w:val="000000"/>
+          <w:szCs w:val="24"/>
+        </w:rPr>
+        <w:t xml:space="preserve"> </w:t>
+      </w:r>
+      <w:r>
+        <w:rPr>
+          <w:rFonts w:cs="Times New Roman"/>
+          <w:color w:val="000000"/>
+          <w:szCs w:val="24"/>
+        </w:rPr>
+        <w:t xml:space="preserve">маршрутный технологический процесс </w:t>
+      </w:r>
+      <w:r>
+        <w:rPr>
+          <w:rFonts w:cs="Times New Roman"/>
+          <w:color w:val="000000"/>
+          <w:szCs w:val="24"/>
+        </w:rPr>
+        <w:t xml:space="preserve">его </w:t>
+      </w:r>
+      <w:r>
+        <w:rPr>
+          <w:rFonts w:cs="Times New Roman"/>
+          <w:color w:val="000000"/>
+          <w:szCs w:val="24"/>
+        </w:rPr>
+        <w:t>изго</w:t>
+      </w:r>
+      <w:r>
+        <w:rPr>
+          <w:rFonts w:cs="Times New Roman"/>
+          <w:color w:val="000000"/>
+          <w:szCs w:val="24"/>
+        </w:rPr>
+        <w:t xml:space="preserve">товления, </w:t>
+      </w:r>
+      <w:r>
+        <w:rPr>
+          <w:rFonts w:cs="Times New Roman"/>
+          <w:color w:val="000000" w:themeColor="text1"/>
+        </w:rPr>
+        <w:t>включая расчет операций сверления</w:t>
+      </w:r>
+      <w:r>
+        <w:rPr>
+          <w:rFonts w:cs="Times New Roman"/>
+          <w:color w:val="000000" w:themeColor="text1"/>
+        </w:rPr>
+        <w:t xml:space="preserve"> и точения</w:t>
+      </w:r>
+      <w:r>
+        <w:rPr>
+          <w:rFonts w:cs="Times New Roman"/>
+          <w:color w:val="000000" w:themeColor="text1"/>
+        </w:rPr>
+        <w:t xml:space="preserve"> и разработку соответствующих эскизов.</w:t>
       </w:r>
     </w:p>
     <w:p>
       <w:pPr>
         <w:ind w:firstLine="708"/>
         <w:rPr>
+          <w:rFonts w:cs="Times New Roman"/>
           <w:color w:val="000000"/>
           <w:szCs w:val="24"/>
         </w:rPr>
       </w:pPr>
       <w:r>
         <w:rPr>
+          <w:rFonts w:cs="Times New Roman"/>
           <w:color w:val="000000"/>
           <w:szCs w:val="24"/>
         </w:rPr>
@@ -441,79 +855,103 @@
       <w:pPr>
         <w:ind w:firstLine="708"/>
         <w:rPr>
+          <w:rFonts w:cs="Times New Roman"/>
           <w:color w:val="000000"/>
           <w:szCs w:val="24"/>
         </w:rPr>
       </w:pPr>
       <w:r>
+        <w:rPr>
+          <w:rFonts w:cs="Times New Roman"/>
+        </w:rPr>
         <w:t xml:space="preserve">В разделе «Охрана труда и охрана окружающей среды» проанализированы вредные и опасные производственные факторы на этапе </w:t>
       </w:r>
       <w:r>
+        <w:rPr>
+          <w:rFonts w:cs="Times New Roman"/>
+        </w:rPr>
         <w:t>приемо-сдаточных испытаний</w:t>
       </w:r>
       <w:r>
-        <w:t xml:space="preserve"> </w:t>
-      </w:r>
-      <w:r>
-        <w:t>ГТ</w:t>
-      </w:r>
-      <w:r>
+        <w:rPr>
+          <w:rFonts w:cs="Times New Roman"/>
+        </w:rPr>
+        <w:t xml:space="preserve"> ГТ</w:t>
+      </w:r>
+      <w:r>
+        <w:rPr>
+          <w:rFonts w:cs="Times New Roman"/>
+        </w:rPr>
         <w:t>Д</w:t>
       </w:r>
       <w:r>
+        <w:rPr>
+          <w:rFonts w:cs="Times New Roman"/>
+        </w:rPr>
         <w:t>. Рассчитаны поля ра</w:t>
       </w:r>
       <w:r>
+        <w:rPr>
+          <w:rFonts w:cs="Times New Roman"/>
+        </w:rPr>
         <w:t xml:space="preserve">ссеивания загрязняющих веществ и </w:t>
       </w:r>
       <w:r>
         <w:rPr>
+          <w:rFonts w:cs="Times New Roman"/>
           <w:color w:val="000000"/>
           <w:szCs w:val="24"/>
         </w:rPr>
-        <w:t>карт</w:t>
-      </w:r>
-      <w:r>
-        <w:rPr>
-          <w:color w:val="000000"/>
-          <w:szCs w:val="24"/>
-        </w:rPr>
-        <w:t>ы</w:t>
-      </w:r>
-      <w:r>
-        <w:rPr>
-          <w:color w:val="000000"/>
-          <w:szCs w:val="24"/>
-        </w:rPr>
-        <w:t xml:space="preserve"> шума, с </w:t>
-      </w:r>
-      <w:r>
-        <w:rPr>
-          <w:color w:val="000000"/>
-          <w:szCs w:val="24"/>
-        </w:rPr>
-        <w:t>использованием специального ПО.</w:t>
+        <w:t>карты шума, с использованием специального ПО.</w:t>
       </w:r>
     </w:p>
     <w:p>
-      <w:r>
+      <w:pPr>
+        <w:rPr>
+          <w:rFonts w:cs="Times New Roman"/>
+        </w:rPr>
+      </w:pPr>
+      <w:r>
+        <w:rPr>
+          <w:rFonts w:cs="Times New Roman"/>
+        </w:rPr>
         <w:t>Приведенные в работе газодинамические, прочностные и другие расчеты выполнены с использованием актуальных методик</w:t>
       </w:r>
       <w:r>
+        <w:rPr>
+          <w:rFonts w:cs="Times New Roman"/>
+        </w:rPr>
         <w:t xml:space="preserve"> и современных средств автоматизированного проектирования</w:t>
       </w:r>
       <w:r>
+        <w:rPr>
+          <w:rFonts w:cs="Times New Roman"/>
+        </w:rPr>
         <w:t>. Графическая часть работы соответствует требованиям, установленным ЕСКД и ГОСТ.</w:t>
       </w:r>
     </w:p>
     <w:p>
-      <w:r>
+      <w:pPr>
+        <w:rPr>
+          <w:rFonts w:cs="Times New Roman"/>
+        </w:rPr>
+      </w:pPr>
+      <w:r>
+        <w:rPr>
+          <w:rFonts w:cs="Times New Roman"/>
+        </w:rPr>
         <w:t>Все разделы записки взаимосвязаны и выполнены квалифицированно. Организационно-экономическая, технологическая и экологическая части работы соответствуют ее основному содержанию.</w:t>
       </w:r>
     </w:p>
     <w:p>
       <w:r>
-        <w:t>Выпускная квалификационная работа имеет ряд требующих отдельного перечисления достоинств, среди которых:</w:t>
+        <w:rPr>
+          <w:rFonts w:cs="Times New Roman"/>
+        </w:rPr>
+        <w:t>Выпускная квалификационная работа имеет ряд требующих отдельного перечисления достоинств, среди которых</w:t>
+      </w:r>
+      <w:r>
+        <w:t>:</w:t>
       </w:r>
     </w:p>
     <w:p>
@@ -524,27 +962,15 @@
           <w:numId w:val="15"/>
         </w:numPr>
         <w:ind w:left="0" w:firstLine="0"/>
-        <w:rPr>
-          <w:highlight w:val="yellow"/>
-        </w:rPr>
-      </w:pPr>
-      <w:r>
-        <w:rPr>
-          <w:highlight w:val="yellow"/>
-        </w:rPr>
-        <w:t>Объемная исследовательская часть, выполненная с применением современных средств проектирования, в рамках которой Сыроватский А. А. показал хорошее понимание</w:t>
-      </w:r>
-      <w:r>
-        <w:rPr>
-          <w:highlight w:val="yellow"/>
-        </w:rPr>
-        <w:t xml:space="preserve"> механических и газодинамических процессов в ГТД, а также принципов численного моделирования этих процессов, в том числе – расчетов течения, расчетов прочности, получения дроссельной характеристики</w:t>
-      </w:r>
-      <w:r>
-        <w:rPr>
-          <w:highlight w:val="yellow"/>
-        </w:rPr>
-        <w:t>;</w:t>
+      </w:pPr>
+      <w:r>
+        <w:rPr>
+          <w:bCs/>
+        </w:rPr>
+        <w:t>Глубокий научно-исследовательский раздел</w:t>
+      </w:r>
+      <w:r>
+        <w:t>, включающий численное моделирование газодинамических и прочностных процессов с использованием современных САПР. Автор продемонстрировал высокий уровень понимания физических процессов в ГТД и методов их компьютерного анализа.</w:t>
       </w:r>
     </w:p>
     <w:p>
@@ -555,15 +981,25 @@
           <w:numId w:val="15"/>
         </w:numPr>
         <w:ind w:left="0" w:firstLine="0"/>
-        <w:rPr>
-          <w:highlight w:val="yellow"/>
-        </w:rPr>
-      </w:pPr>
-      <w:r>
-        <w:rPr>
-          <w:highlight w:val="yellow"/>
-        </w:rPr>
-        <w:t>Очень хороший уровень проработки чертежей и схем в графической части работы, высокая детальность продольного разреза двигателя;</w:t>
+      </w:pPr>
+      <w:r>
+        <w:rPr>
+          <w:rStyle w:val="a9"/>
+          <w:rFonts w:cs="Times New Roman"/>
+          <w:b w:val="0"/>
+          <w:color w:val="000000" w:themeColor="text1"/>
+        </w:rPr>
+        <w:t>Качественная графическая часть</w:t>
+      </w:r>
+      <w:r>
+        <w:rPr>
+          <w:rFonts w:cs="Times New Roman"/>
+          <w:color w:val="000000" w:themeColor="text1"/>
+        </w:rPr>
+        <w:t>, отличающаяся высокой детализацией (в частности, продольного разреза двигателя</w:t>
+      </w:r>
+      <w:r>
+        <w:t>.</w:t>
       </w:r>
     </w:p>
     <w:p>
@@ -574,20 +1010,41 @@
           <w:numId w:val="15"/>
         </w:numPr>
         <w:ind w:left="0" w:firstLine="0"/>
-        <w:rPr>
-          <w:highlight w:val="yellow"/>
-        </w:rPr>
-      </w:pPr>
-      <w:r>
-        <w:rPr>
-          <w:highlight w:val="yellow"/>
-        </w:rPr>
-        <w:t>Продуманность течения воздуха и воздухомасляной смеси в двигателе, грамотное расположение лабиринтных уплотнений;</w:t>
+      </w:pPr>
+      <w:r>
+        <w:rPr>
+          <w:rStyle w:val="a9"/>
+          <w:rFonts w:cs="Times New Roman"/>
+          <w:b w:val="0"/>
+          <w:color w:val="000000" w:themeColor="text1"/>
+        </w:rPr>
+        <w:t>Продуманная аэродинамическая и конструктивная проработка</w:t>
+      </w:r>
+      <w:r>
+        <w:rPr>
+          <w:rFonts w:cs="Times New Roman"/>
+          <w:color w:val="000000" w:themeColor="text1"/>
+        </w:rPr>
+        <w:t>, включая рациональное расположение лабиринтных уплотнений и оптимизацию течения воздушно-масляной смеси.</w:t>
       </w:r>
     </w:p>
     <w:p>
-      <w:r>
-        <w:t>В работе можно выделить некоторые малозначительные в рамках ВКР недостатки:</w:t>
+      <w:pPr>
+        <w:spacing w:after="160" w:line="259" w:lineRule="auto"/>
+        <w:ind w:firstLine="0"/>
+        <w:jc w:val="left"/>
+      </w:pPr>
+      <w:r>
+        <w:br w:type="page"/>
+      </w:r>
+    </w:p>
+    <w:p>
+      <w:r>
+        <w:lastRenderedPageBreak/>
+        <w:t xml:space="preserve">В работе можно выделить некоторые </w:t>
+      </w:r>
+      <w:r>
+        <w:t>малозначительные в рамках ВКР недостатки:</w:t>
       </w:r>
     </w:p>
     <w:p>
@@ -599,40 +1056,33 @@
         </w:numPr>
         <w:ind w:left="0" w:firstLine="0"/>
         <w:rPr>
-          <w:highlight w:val="yellow"/>
-        </w:rPr>
-      </w:pPr>
-      <w:r>
-        <w:rPr>
-          <w:highlight w:val="yellow"/>
-        </w:rPr>
-        <w:t xml:space="preserve">Не освещен вопрос выбора модели турбулентности при расчете компрессора низкого давления в программном комплексе </w:t>
-      </w:r>
-      <w:r>
-        <w:rPr>
-          <w:highlight w:val="yellow"/>
-          <w:lang w:val="en-US"/>
-        </w:rPr>
-        <w:t>ANSYS</w:t>
-      </w:r>
-      <w:r>
-        <w:rPr>
-          <w:highlight w:val="yellow"/>
-        </w:rPr>
-        <w:t xml:space="preserve"> </w:t>
-      </w:r>
-      <w:r>
-        <w:rPr>
-          <w:highlight w:val="yellow"/>
-          <w:lang w:val="en-US"/>
-        </w:rPr>
-        <w:t>CFX</w:t>
-      </w:r>
-      <w:r>
-        <w:rPr>
-          <w:highlight w:val="yellow"/>
-        </w:rPr>
-        <w:t>;</w:t>
+          <w:rFonts w:cs="Times New Roman"/>
+          <w:color w:val="000000" w:themeColor="text1"/>
+        </w:rPr>
+      </w:pPr>
+      <w:r>
+        <w:rPr>
+          <w:rStyle w:val="a9"/>
+          <w:rFonts w:cs="Times New Roman"/>
+          <w:b w:val="0"/>
+          <w:color w:val="000000" w:themeColor="text1"/>
+        </w:rPr>
+        <w:t>Геометрическая дискретизация расчетных моделей</w:t>
+      </w:r>
+      <w:r>
+        <w:rPr>
+          <w:rFonts w:cs="Times New Roman"/>
+          <w:b/>
+          <w:color w:val="000000" w:themeColor="text1"/>
+        </w:rPr>
+        <w:t> </w:t>
+      </w:r>
+      <w:r>
+        <w:rPr>
+          <w:rFonts w:cs="Times New Roman"/>
+          <w:color w:val="000000" w:themeColor="text1"/>
+        </w:rPr>
+        <w:t>выполнена с использованием относительно крупной конечно-элементной сетки, при этом отсутствует анализ сеточной сходимости, что могло бы повысить достоверность численных результатов.</w:t>
       </w:r>
     </w:p>
     <w:p>
@@ -644,38 +1094,107 @@
         </w:numPr>
         <w:ind w:left="0" w:firstLine="0"/>
         <w:rPr>
-          <w:highlight w:val="yellow"/>
-        </w:rPr>
-      </w:pPr>
-      <w:r>
-        <w:rPr>
-          <w:highlight w:val="yellow"/>
-        </w:rPr>
-        <w:lastRenderedPageBreak/>
-        <w:t>Магистраль подвода масла</w:t>
-      </w:r>
-      <w:r>
-        <w:rPr>
-          <w:highlight w:val="yellow"/>
-        </w:rPr>
-        <w:t xml:space="preserve"> к </w:t>
-      </w:r>
-      <w:r>
-        <w:rPr>
-          <w:highlight w:val="yellow"/>
-        </w:rPr>
-        <w:t>шарико</w:t>
-      </w:r>
-      <w:r>
-        <w:rPr>
-          <w:highlight w:val="yellow"/>
-        </w:rPr>
-        <w:t>подшипнику компрессора низкого давления имеет большие гидравлические побери и сложна с технологической точки зрения.</w:t>
+          <w:rFonts w:cs="Times New Roman"/>
+          <w:color w:val="000000" w:themeColor="text1"/>
+        </w:rPr>
+      </w:pPr>
+      <w:proofErr w:type="spellStart"/>
+      <w:r>
+        <w:rPr>
+          <w:rStyle w:val="a9"/>
+          <w:rFonts w:cs="Times New Roman"/>
+          <w:b w:val="0"/>
+          <w:color w:val="000000" w:themeColor="text1"/>
+        </w:rPr>
+        <w:t>Термогазодинамический</w:t>
+      </w:r>
+      <w:proofErr w:type="spellEnd"/>
+      <w:r>
+        <w:rPr>
+          <w:rStyle w:val="a9"/>
+          <w:rFonts w:cs="Times New Roman"/>
+          <w:b w:val="0"/>
+          <w:color w:val="000000" w:themeColor="text1"/>
+        </w:rPr>
+        <w:t xml:space="preserve"> расчет </w:t>
+      </w:r>
+      <w:r>
+        <w:rPr>
+          <w:rStyle w:val="a9"/>
+          <w:rFonts w:cs="Times New Roman"/>
+          <w:b w:val="0"/>
+          <w:color w:val="000000" w:themeColor="text1"/>
+        </w:rPr>
+        <w:t>ТВД</w:t>
+      </w:r>
+      <w:r>
+        <w:rPr>
+          <w:rFonts w:cs="Times New Roman"/>
+          <w:color w:val="000000" w:themeColor="text1"/>
+        </w:rPr>
+        <w:t> </w:t>
+      </w:r>
+      <w:r>
+        <w:rPr>
+          <w:rFonts w:cs="Times New Roman"/>
+        </w:rPr>
+        <w:t>выполнен без учета сопряженного теплообмена, что ограничивает точность определения температурного поля в диске турбины.</w:t>
       </w:r>
     </w:p>
     <w:p>
-      <w:r>
-        <w:t>Высказанные замечания нисколько не снижают ценность представленной работы. Выполняя такой объем работы в одиночку невозможно учесть всё. Представленная работа отвечает предъявляемым к ВКР требованиям и заслуживает оценки «отлично»</w:t>
+      <w:pPr>
+        <w:pStyle w:val="a7"/>
+        <w:numPr>
+          <w:ilvl w:val="0"/>
+          <w:numId w:val="15"/>
+        </w:numPr>
+        <w:ind w:left="0" w:firstLine="0"/>
+        <w:rPr>
+          <w:rFonts w:cs="Times New Roman"/>
+          <w:color w:val="000000" w:themeColor="text1"/>
+        </w:rPr>
+      </w:pPr>
+      <w:r>
+        <w:t xml:space="preserve">Конструкция маслопровода к подшипнику </w:t>
+      </w:r>
+      <w:r>
+        <w:t>КНД</w:t>
+      </w:r>
+      <w:r>
+        <w:t> характеризуется повышенными гидравлическими потерями, а также технологической сложностью</w:t>
+      </w:r>
+      <w:r>
+        <w:t xml:space="preserve"> изготовления.</w:t>
+      </w:r>
+    </w:p>
+    <w:p>
+      <w:r>
+        <w:rPr>
+          <w:rFonts w:cs="Times New Roman"/>
+          <w:color w:val="000000" w:themeColor="text1"/>
+        </w:rPr>
+        <w:t>Отмеченные недочеты</w:t>
+      </w:r>
+      <w:r>
+        <w:t xml:space="preserve"> </w:t>
+      </w:r>
+      <w:r>
+        <w:t xml:space="preserve">нисколько не снижают ценность представленной работы. </w:t>
+      </w:r>
+      <w:r>
+        <w:rPr>
+          <w:rFonts w:cs="Times New Roman"/>
+          <w:color w:val="000000" w:themeColor="text1"/>
+        </w:rPr>
+        <w:t>Выполнение столь объемного исследования в одиночку неизбежно сопряжено с некоторыми упрощениями</w:t>
+      </w:r>
+      <w:r>
+        <w:t xml:space="preserve">. </w:t>
+      </w:r>
+    </w:p>
+    <w:p>
+      <w:r>
+        <w:t>Представленная работа отвечает предъявляемым к ВКР требованиям и заслуживает оценки «отлично»</w:t>
       </w:r>
       <w:r>
         <w:t>.</w:t>
@@ -684,11 +1203,27 @@
         <w:t xml:space="preserve"> </w:t>
       </w:r>
       <w:r>
-        <w:t>Андрюшин Д. В.</w:t>
+        <w:t>Ан</w:t>
+      </w:r>
+      <w:bookmarkStart w:id="0" w:name="_GoBack"/>
+      <w:bookmarkEnd w:id="0"/>
+      <w:r>
+        <w:t>дрюшин Д. В.</w:t>
       </w:r>
       <w:r>
         <w:t xml:space="preserve"> в свою очередь, заслуживает присуждения ему квалификации «Инженер».</w:t>
       </w:r>
+    </w:p>
+    <w:p/>
+    <w:p/>
+    <w:p>
+      <w:pPr>
+        <w:ind w:firstLine="0"/>
+        <w:rPr>
+          <w:rFonts w:cs="Times New Roman"/>
+          <w:color w:val="000000" w:themeColor="text1"/>
+        </w:rPr>
+      </w:pPr>
     </w:p>
     <w:sectPr>
       <w:pgSz w:w="11906" w:h="16838"/>
@@ -816,6 +1351,119 @@
     </w:lvl>
   </w:abstractNum>
   <w:abstractNum w:abstractNumId="1" w15:restartNumberingAfterBreak="0">
+    <w:nsid w:val="0323176C"/>
+    <w:multiLevelType w:val="multilevel"/>
+    <w:tmpl w:val="A0626446"/>
+    <w:lvl w:ilvl="0">
+      <w:start w:val="1"/>
+      <w:numFmt w:val="decimal"/>
+      <w:lvlText w:val="%1."/>
+      <w:lvlJc w:val="left"/>
+      <w:pPr>
+        <w:tabs>
+          <w:tab w:val="num" w:pos="720"/>
+        </w:tabs>
+        <w:ind w:left="720" w:hanging="360"/>
+      </w:pPr>
+    </w:lvl>
+    <w:lvl w:ilvl="1" w:tentative="1">
+      <w:start w:val="1"/>
+      <w:numFmt w:val="decimal"/>
+      <w:lvlText w:val="%2."/>
+      <w:lvlJc w:val="left"/>
+      <w:pPr>
+        <w:tabs>
+          <w:tab w:val="num" w:pos="1440"/>
+        </w:tabs>
+        <w:ind w:left="1440" w:hanging="360"/>
+      </w:pPr>
+    </w:lvl>
+    <w:lvl w:ilvl="2" w:tentative="1">
+      <w:start w:val="1"/>
+      <w:numFmt w:val="decimal"/>
+      <w:lvlText w:val="%3."/>
+      <w:lvlJc w:val="left"/>
+      <w:pPr>
+        <w:tabs>
+          <w:tab w:val="num" w:pos="2160"/>
+        </w:tabs>
+        <w:ind w:left="2160" w:hanging="360"/>
+      </w:pPr>
+    </w:lvl>
+    <w:lvl w:ilvl="3" w:tentative="1">
+      <w:start w:val="1"/>
+      <w:numFmt w:val="decimal"/>
+      <w:lvlText w:val="%4."/>
+      <w:lvlJc w:val="left"/>
+      <w:pPr>
+        <w:tabs>
+          <w:tab w:val="num" w:pos="2880"/>
+        </w:tabs>
+        <w:ind w:left="2880" w:hanging="360"/>
+      </w:pPr>
+    </w:lvl>
+    <w:lvl w:ilvl="4" w:tentative="1">
+      <w:start w:val="1"/>
+      <w:numFmt w:val="decimal"/>
+      <w:lvlText w:val="%5."/>
+      <w:lvlJc w:val="left"/>
+      <w:pPr>
+        <w:tabs>
+          <w:tab w:val="num" w:pos="3600"/>
+        </w:tabs>
+        <w:ind w:left="3600" w:hanging="360"/>
+      </w:pPr>
+    </w:lvl>
+    <w:lvl w:ilvl="5" w:tentative="1">
+      <w:start w:val="1"/>
+      <w:numFmt w:val="decimal"/>
+      <w:lvlText w:val="%6."/>
+      <w:lvlJc w:val="left"/>
+      <w:pPr>
+        <w:tabs>
+          <w:tab w:val="num" w:pos="4320"/>
+        </w:tabs>
+        <w:ind w:left="4320" w:hanging="360"/>
+      </w:pPr>
+    </w:lvl>
+    <w:lvl w:ilvl="6" w:tentative="1">
+      <w:start w:val="1"/>
+      <w:numFmt w:val="decimal"/>
+      <w:lvlText w:val="%7."/>
+      <w:lvlJc w:val="left"/>
+      <w:pPr>
+        <w:tabs>
+          <w:tab w:val="num" w:pos="5040"/>
+        </w:tabs>
+        <w:ind w:left="5040" w:hanging="360"/>
+      </w:pPr>
+    </w:lvl>
+    <w:lvl w:ilvl="7" w:tentative="1">
+      <w:start w:val="1"/>
+      <w:numFmt w:val="decimal"/>
+      <w:lvlText w:val="%8."/>
+      <w:lvlJc w:val="left"/>
+      <w:pPr>
+        <w:tabs>
+          <w:tab w:val="num" w:pos="5760"/>
+        </w:tabs>
+        <w:ind w:left="5760" w:hanging="360"/>
+      </w:pPr>
+    </w:lvl>
+    <w:lvl w:ilvl="8" w:tentative="1">
+      <w:start w:val="1"/>
+      <w:numFmt w:val="decimal"/>
+      <w:lvlText w:val="%9."/>
+      <w:lvlJc w:val="left"/>
+      <w:pPr>
+        <w:tabs>
+          <w:tab w:val="num" w:pos="6480"/>
+        </w:tabs>
+        <w:ind w:left="6480" w:hanging="360"/>
+      </w:pPr>
+    </w:lvl>
+  </w:abstractNum>
+  <w:abstractNum w:abstractNumId="2" w15:restartNumberingAfterBreak="0">
     <w:nsid w:val="05292888"/>
     <w:multiLevelType w:val="multilevel"/>
     <w:tmpl w:val="63E6DEAC"/>
@@ -928,7 +1576,7 @@
       </w:pPr>
     </w:lvl>
   </w:abstractNum>
-  <w:abstractNum w:abstractNumId="2" w15:restartNumberingAfterBreak="0">
+  <w:abstractNum w:abstractNumId="3" w15:restartNumberingAfterBreak="0">
     <w:nsid w:val="10874C9A"/>
     <w:multiLevelType w:val="multilevel"/>
     <w:tmpl w:val="F5569566"/>
@@ -1017,7 +1665,418 @@
       </w:pPr>
     </w:lvl>
   </w:abstractNum>
-  <w:abstractNum w:abstractNumId="3" w15:restartNumberingAfterBreak="0">
+  <w:abstractNum w:abstractNumId="4" w15:restartNumberingAfterBreak="0">
+    <w:nsid w:val="17B52C1F"/>
+    <w:multiLevelType w:val="multilevel"/>
+    <w:tmpl w:val="A32C4208"/>
+    <w:lvl w:ilvl="0">
+      <w:start w:val="1"/>
+      <w:numFmt w:val="decimal"/>
+      <w:lvlText w:val="%1."/>
+      <w:lvlJc w:val="left"/>
+      <w:pPr>
+        <w:tabs>
+          <w:tab w:val="num" w:pos="720"/>
+        </w:tabs>
+        <w:ind w:left="720" w:hanging="360"/>
+      </w:pPr>
+    </w:lvl>
+    <w:lvl w:ilvl="1" w:tentative="1">
+      <w:start w:val="1"/>
+      <w:numFmt w:val="decimal"/>
+      <w:lvlText w:val="%2."/>
+      <w:lvlJc w:val="left"/>
+      <w:pPr>
+        <w:tabs>
+          <w:tab w:val="num" w:pos="1440"/>
+        </w:tabs>
+        <w:ind w:left="1440" w:hanging="360"/>
+      </w:pPr>
+    </w:lvl>
+    <w:lvl w:ilvl="2" w:tentative="1">
+      <w:start w:val="1"/>
+      <w:numFmt w:val="decimal"/>
+      <w:lvlText w:val="%3."/>
+      <w:lvlJc w:val="left"/>
+      <w:pPr>
+        <w:tabs>
+          <w:tab w:val="num" w:pos="2160"/>
+        </w:tabs>
+        <w:ind w:left="2160" w:hanging="360"/>
+      </w:pPr>
+    </w:lvl>
+    <w:lvl w:ilvl="3" w:tentative="1">
+      <w:start w:val="1"/>
+      <w:numFmt w:val="decimal"/>
+      <w:lvlText w:val="%4."/>
+      <w:lvlJc w:val="left"/>
+      <w:pPr>
+        <w:tabs>
+          <w:tab w:val="num" w:pos="2880"/>
+        </w:tabs>
+        <w:ind w:left="2880" w:hanging="360"/>
+      </w:pPr>
+    </w:lvl>
+    <w:lvl w:ilvl="4" w:tentative="1">
+      <w:start w:val="1"/>
+      <w:numFmt w:val="decimal"/>
+      <w:lvlText w:val="%5."/>
+      <w:lvlJc w:val="left"/>
+      <w:pPr>
+        <w:tabs>
+          <w:tab w:val="num" w:pos="3600"/>
+        </w:tabs>
+        <w:ind w:left="3600" w:hanging="360"/>
+      </w:pPr>
+    </w:lvl>
+    <w:lvl w:ilvl="5" w:tentative="1">
+      <w:start w:val="1"/>
+      <w:numFmt w:val="decimal"/>
+      <w:lvlText w:val="%6."/>
+      <w:lvlJc w:val="left"/>
+      <w:pPr>
+        <w:tabs>
+          <w:tab w:val="num" w:pos="4320"/>
+        </w:tabs>
+        <w:ind w:left="4320" w:hanging="360"/>
+      </w:pPr>
+    </w:lvl>
+    <w:lvl w:ilvl="6" w:tentative="1">
+      <w:start w:val="1"/>
+      <w:numFmt w:val="decimal"/>
+      <w:lvlText w:val="%7."/>
+      <w:lvlJc w:val="left"/>
+      <w:pPr>
+        <w:tabs>
+          <w:tab w:val="num" w:pos="5040"/>
+        </w:tabs>
+        <w:ind w:left="5040" w:hanging="360"/>
+      </w:pPr>
+    </w:lvl>
+    <w:lvl w:ilvl="7" w:tentative="1">
+      <w:start w:val="1"/>
+      <w:numFmt w:val="decimal"/>
+      <w:lvlText w:val="%8."/>
+      <w:lvlJc w:val="left"/>
+      <w:pPr>
+        <w:tabs>
+          <w:tab w:val="num" w:pos="5760"/>
+        </w:tabs>
+        <w:ind w:left="5760" w:hanging="360"/>
+      </w:pPr>
+    </w:lvl>
+    <w:lvl w:ilvl="8" w:tentative="1">
+      <w:start w:val="1"/>
+      <w:numFmt w:val="decimal"/>
+      <w:lvlText w:val="%9."/>
+      <w:lvlJc w:val="left"/>
+      <w:pPr>
+        <w:tabs>
+          <w:tab w:val="num" w:pos="6480"/>
+        </w:tabs>
+        <w:ind w:left="6480" w:hanging="360"/>
+      </w:pPr>
+    </w:lvl>
+  </w:abstractNum>
+  <w:abstractNum w:abstractNumId="5" w15:restartNumberingAfterBreak="0">
+    <w:nsid w:val="1E7D51B8"/>
+    <w:multiLevelType w:val="multilevel"/>
+    <w:tmpl w:val="75C6B41C"/>
+    <w:lvl w:ilvl="0">
+      <w:start w:val="1"/>
+      <w:numFmt w:val="bullet"/>
+      <w:lvlText w:val=""/>
+      <w:lvlJc w:val="left"/>
+      <w:pPr>
+        <w:tabs>
+          <w:tab w:val="num" w:pos="720"/>
+        </w:tabs>
+        <w:ind w:left="720" w:hanging="360"/>
+      </w:pPr>
+      <w:rPr>
+        <w:rFonts w:ascii="Symbol" w:hAnsi="Symbol" w:hint="default"/>
+        <w:sz w:val="20"/>
+      </w:rPr>
+    </w:lvl>
+    <w:lvl w:ilvl="1" w:tentative="1">
+      <w:start w:val="1"/>
+      <w:numFmt w:val="bullet"/>
+      <w:lvlText w:val="o"/>
+      <w:lvlJc w:val="left"/>
+      <w:pPr>
+        <w:tabs>
+          <w:tab w:val="num" w:pos="1440"/>
+        </w:tabs>
+        <w:ind w:left="1440" w:hanging="360"/>
+      </w:pPr>
+      <w:rPr>
+        <w:rFonts w:ascii="Courier New" w:hAnsi="Courier New" w:hint="default"/>
+        <w:sz w:val="20"/>
+      </w:rPr>
+    </w:lvl>
+    <w:lvl w:ilvl="2" w:tentative="1">
+      <w:start w:val="1"/>
+      <w:numFmt w:val="bullet"/>
+      <w:lvlText w:val=""/>
+      <w:lvlJc w:val="left"/>
+      <w:pPr>
+        <w:tabs>
+          <w:tab w:val="num" w:pos="2160"/>
+        </w:tabs>
+        <w:ind w:left="2160" w:hanging="360"/>
+      </w:pPr>
+      <w:rPr>
+        <w:rFonts w:ascii="Wingdings" w:hAnsi="Wingdings" w:hint="default"/>
+        <w:sz w:val="20"/>
+      </w:rPr>
+    </w:lvl>
+    <w:lvl w:ilvl="3" w:tentative="1">
+      <w:start w:val="1"/>
+      <w:numFmt w:val="bullet"/>
+      <w:lvlText w:val=""/>
+      <w:lvlJc w:val="left"/>
+      <w:pPr>
+        <w:tabs>
+          <w:tab w:val="num" w:pos="2880"/>
+        </w:tabs>
+        <w:ind w:left="2880" w:hanging="360"/>
+      </w:pPr>
+      <w:rPr>
+        <w:rFonts w:ascii="Wingdings" w:hAnsi="Wingdings" w:hint="default"/>
+        <w:sz w:val="20"/>
+      </w:rPr>
+    </w:lvl>
+    <w:lvl w:ilvl="4" w:tentative="1">
+      <w:start w:val="1"/>
+      <w:numFmt w:val="bullet"/>
+      <w:lvlText w:val=""/>
+      <w:lvlJc w:val="left"/>
+      <w:pPr>
+        <w:tabs>
+          <w:tab w:val="num" w:pos="3600"/>
+        </w:tabs>
+        <w:ind w:left="3600" w:hanging="360"/>
+      </w:pPr>
+      <w:rPr>
+        <w:rFonts w:ascii="Wingdings" w:hAnsi="Wingdings" w:hint="default"/>
+        <w:sz w:val="20"/>
+      </w:rPr>
+    </w:lvl>
+    <w:lvl w:ilvl="5" w:tentative="1">
+      <w:start w:val="1"/>
+      <w:numFmt w:val="bullet"/>
+      <w:lvlText w:val=""/>
+      <w:lvlJc w:val="left"/>
+      <w:pPr>
+        <w:tabs>
+          <w:tab w:val="num" w:pos="4320"/>
+        </w:tabs>
+        <w:ind w:left="4320" w:hanging="360"/>
+      </w:pPr>
+      <w:rPr>
+        <w:rFonts w:ascii="Wingdings" w:hAnsi="Wingdings" w:hint="default"/>
+        <w:sz w:val="20"/>
+      </w:rPr>
+    </w:lvl>
+    <w:lvl w:ilvl="6" w:tentative="1">
+      <w:start w:val="1"/>
+      <w:numFmt w:val="bullet"/>
+      <w:lvlText w:val=""/>
+      <w:lvlJc w:val="left"/>
+      <w:pPr>
+        <w:tabs>
+          <w:tab w:val="num" w:pos="5040"/>
+        </w:tabs>
+        <w:ind w:left="5040" w:hanging="360"/>
+      </w:pPr>
+      <w:rPr>
+        <w:rFonts w:ascii="Wingdings" w:hAnsi="Wingdings" w:hint="default"/>
+        <w:sz w:val="20"/>
+      </w:rPr>
+    </w:lvl>
+    <w:lvl w:ilvl="7" w:tentative="1">
+      <w:start w:val="1"/>
+      <w:numFmt w:val="bullet"/>
+      <w:lvlText w:val=""/>
+      <w:lvlJc w:val="left"/>
+      <w:pPr>
+        <w:tabs>
+          <w:tab w:val="num" w:pos="5760"/>
+        </w:tabs>
+        <w:ind w:left="5760" w:hanging="360"/>
+      </w:pPr>
+      <w:rPr>
+        <w:rFonts w:ascii="Wingdings" w:hAnsi="Wingdings" w:hint="default"/>
+        <w:sz w:val="20"/>
+      </w:rPr>
+    </w:lvl>
+    <w:lvl w:ilvl="8" w:tentative="1">
+      <w:start w:val="1"/>
+      <w:numFmt w:val="bullet"/>
+      <w:lvlText w:val=""/>
+      <w:lvlJc w:val="left"/>
+      <w:pPr>
+        <w:tabs>
+          <w:tab w:val="num" w:pos="6480"/>
+        </w:tabs>
+        <w:ind w:left="6480" w:hanging="360"/>
+      </w:pPr>
+      <w:rPr>
+        <w:rFonts w:ascii="Wingdings" w:hAnsi="Wingdings" w:hint="default"/>
+        <w:sz w:val="20"/>
+      </w:rPr>
+    </w:lvl>
+  </w:abstractNum>
+  <w:abstractNum w:abstractNumId="6" w15:restartNumberingAfterBreak="0">
+    <w:nsid w:val="284A60F4"/>
+    <w:multiLevelType w:val="multilevel"/>
+    <w:tmpl w:val="613C9FA2"/>
+    <w:lvl w:ilvl="0">
+      <w:start w:val="1"/>
+      <w:numFmt w:val="bullet"/>
+      <w:lvlText w:val=""/>
+      <w:lvlJc w:val="left"/>
+      <w:pPr>
+        <w:tabs>
+          <w:tab w:val="num" w:pos="720"/>
+        </w:tabs>
+        <w:ind w:left="720" w:hanging="360"/>
+      </w:pPr>
+      <w:rPr>
+        <w:rFonts w:ascii="Symbol" w:hAnsi="Symbol" w:hint="default"/>
+        <w:sz w:val="20"/>
+      </w:rPr>
+    </w:lvl>
+    <w:lvl w:ilvl="1" w:tentative="1">
+      <w:start w:val="1"/>
+      <w:numFmt w:val="bullet"/>
+      <w:lvlText w:val="o"/>
+      <w:lvlJc w:val="left"/>
+      <w:pPr>
+        <w:tabs>
+          <w:tab w:val="num" w:pos="1440"/>
+        </w:tabs>
+        <w:ind w:left="1440" w:hanging="360"/>
+      </w:pPr>
+      <w:rPr>
+        <w:rFonts w:ascii="Courier New" w:hAnsi="Courier New" w:hint="default"/>
+        <w:sz w:val="20"/>
+      </w:rPr>
+    </w:lvl>
+    <w:lvl w:ilvl="2" w:tentative="1">
+      <w:start w:val="1"/>
+      <w:numFmt w:val="bullet"/>
+      <w:lvlText w:val=""/>
+      <w:lvlJc w:val="left"/>
+      <w:pPr>
+        <w:tabs>
+          <w:tab w:val="num" w:pos="2160"/>
+        </w:tabs>
+        <w:ind w:left="2160" w:hanging="360"/>
+      </w:pPr>
+      <w:rPr>
+        <w:rFonts w:ascii="Wingdings" w:hAnsi="Wingdings" w:hint="default"/>
+        <w:sz w:val="20"/>
+      </w:rPr>
+    </w:lvl>
+    <w:lvl w:ilvl="3" w:tentative="1">
+      <w:start w:val="1"/>
+      <w:numFmt w:val="bullet"/>
+      <w:lvlText w:val=""/>
+      <w:lvlJc w:val="left"/>
+      <w:pPr>
+        <w:tabs>
+          <w:tab w:val="num" w:pos="2880"/>
+        </w:tabs>
+        <w:ind w:left="2880" w:hanging="360"/>
+      </w:pPr>
+      <w:rPr>
+        <w:rFonts w:ascii="Wingdings" w:hAnsi="Wingdings" w:hint="default"/>
+        <w:sz w:val="20"/>
+      </w:rPr>
+    </w:lvl>
+    <w:lvl w:ilvl="4" w:tentative="1">
+      <w:start w:val="1"/>
+      <w:numFmt w:val="bullet"/>
+      <w:lvlText w:val=""/>
+      <w:lvlJc w:val="left"/>
+      <w:pPr>
+        <w:tabs>
+          <w:tab w:val="num" w:pos="3600"/>
+        </w:tabs>
+        <w:ind w:left="3600" w:hanging="360"/>
+      </w:pPr>
+      <w:rPr>
+        <w:rFonts w:ascii="Wingdings" w:hAnsi="Wingdings" w:hint="default"/>
+        <w:sz w:val="20"/>
+      </w:rPr>
+    </w:lvl>
+    <w:lvl w:ilvl="5" w:tentative="1">
+      <w:start w:val="1"/>
+      <w:numFmt w:val="bullet"/>
+      <w:lvlText w:val=""/>
+      <w:lvlJc w:val="left"/>
+      <w:pPr>
+        <w:tabs>
+          <w:tab w:val="num" w:pos="4320"/>
+        </w:tabs>
+        <w:ind w:left="4320" w:hanging="360"/>
+      </w:pPr>
+      <w:rPr>
+        <w:rFonts w:ascii="Wingdings" w:hAnsi="Wingdings" w:hint="default"/>
+        <w:sz w:val="20"/>
+      </w:rPr>
+    </w:lvl>
+    <w:lvl w:ilvl="6" w:tentative="1">
+      <w:start w:val="1"/>
+      <w:numFmt w:val="bullet"/>
+      <w:lvlText w:val=""/>
+      <w:lvlJc w:val="left"/>
+      <w:pPr>
+        <w:tabs>
+          <w:tab w:val="num" w:pos="5040"/>
+        </w:tabs>
+        <w:ind w:left="5040" w:hanging="360"/>
+      </w:pPr>
+      <w:rPr>
+        <w:rFonts w:ascii="Wingdings" w:hAnsi="Wingdings" w:hint="default"/>
+        <w:sz w:val="20"/>
+      </w:rPr>
+    </w:lvl>
+    <w:lvl w:ilvl="7" w:tentative="1">
+      <w:start w:val="1"/>
+      <w:numFmt w:val="bullet"/>
+      <w:lvlText w:val=""/>
+      <w:lvlJc w:val="left"/>
+      <w:pPr>
+        <w:tabs>
+          <w:tab w:val="num" w:pos="5760"/>
+        </w:tabs>
+        <w:ind w:left="5760" w:hanging="360"/>
+      </w:pPr>
+      <w:rPr>
+        <w:rFonts w:ascii="Wingdings" w:hAnsi="Wingdings" w:hint="default"/>
+        <w:sz w:val="20"/>
+      </w:rPr>
+    </w:lvl>
+    <w:lvl w:ilvl="8" w:tentative="1">
+      <w:start w:val="1"/>
+      <w:numFmt w:val="bullet"/>
+      <w:lvlText w:val=""/>
+      <w:lvlJc w:val="left"/>
+      <w:pPr>
+        <w:tabs>
+          <w:tab w:val="num" w:pos="6480"/>
+        </w:tabs>
+        <w:ind w:left="6480" w:hanging="360"/>
+      </w:pPr>
+      <w:rPr>
+        <w:rFonts w:ascii="Wingdings" w:hAnsi="Wingdings" w:hint="default"/>
+        <w:sz w:val="20"/>
+      </w:rPr>
+    </w:lvl>
+  </w:abstractNum>
+  <w:abstractNum w:abstractNumId="7" w15:restartNumberingAfterBreak="0">
     <w:nsid w:val="2F1507A0"/>
     <w:multiLevelType w:val="multilevel"/>
     <w:tmpl w:val="97CE4620"/>
@@ -1130,50 +2189,1402 @@
       </w:pPr>
     </w:lvl>
   </w:abstractNum>
+  <w:abstractNum w:abstractNumId="8" w15:restartNumberingAfterBreak="0">
+    <w:nsid w:val="36B2073F"/>
+    <w:multiLevelType w:val="multilevel"/>
+    <w:tmpl w:val="73C26D52"/>
+    <w:lvl w:ilvl="0">
+      <w:start w:val="1"/>
+      <w:numFmt w:val="bullet"/>
+      <w:lvlText w:val=""/>
+      <w:lvlJc w:val="left"/>
+      <w:pPr>
+        <w:tabs>
+          <w:tab w:val="num" w:pos="720"/>
+        </w:tabs>
+        <w:ind w:left="720" w:hanging="360"/>
+      </w:pPr>
+      <w:rPr>
+        <w:rFonts w:ascii="Symbol" w:hAnsi="Symbol" w:hint="default"/>
+        <w:sz w:val="20"/>
+      </w:rPr>
+    </w:lvl>
+    <w:lvl w:ilvl="1" w:tentative="1">
+      <w:start w:val="1"/>
+      <w:numFmt w:val="bullet"/>
+      <w:lvlText w:val="o"/>
+      <w:lvlJc w:val="left"/>
+      <w:pPr>
+        <w:tabs>
+          <w:tab w:val="num" w:pos="1440"/>
+        </w:tabs>
+        <w:ind w:left="1440" w:hanging="360"/>
+      </w:pPr>
+      <w:rPr>
+        <w:rFonts w:ascii="Courier New" w:hAnsi="Courier New" w:hint="default"/>
+        <w:sz w:val="20"/>
+      </w:rPr>
+    </w:lvl>
+    <w:lvl w:ilvl="2" w:tentative="1">
+      <w:start w:val="1"/>
+      <w:numFmt w:val="bullet"/>
+      <w:lvlText w:val=""/>
+      <w:lvlJc w:val="left"/>
+      <w:pPr>
+        <w:tabs>
+          <w:tab w:val="num" w:pos="2160"/>
+        </w:tabs>
+        <w:ind w:left="2160" w:hanging="360"/>
+      </w:pPr>
+      <w:rPr>
+        <w:rFonts w:ascii="Wingdings" w:hAnsi="Wingdings" w:hint="default"/>
+        <w:sz w:val="20"/>
+      </w:rPr>
+    </w:lvl>
+    <w:lvl w:ilvl="3" w:tentative="1">
+      <w:start w:val="1"/>
+      <w:numFmt w:val="bullet"/>
+      <w:lvlText w:val=""/>
+      <w:lvlJc w:val="left"/>
+      <w:pPr>
+        <w:tabs>
+          <w:tab w:val="num" w:pos="2880"/>
+        </w:tabs>
+        <w:ind w:left="2880" w:hanging="360"/>
+      </w:pPr>
+      <w:rPr>
+        <w:rFonts w:ascii="Wingdings" w:hAnsi="Wingdings" w:hint="default"/>
+        <w:sz w:val="20"/>
+      </w:rPr>
+    </w:lvl>
+    <w:lvl w:ilvl="4" w:tentative="1">
+      <w:start w:val="1"/>
+      <w:numFmt w:val="bullet"/>
+      <w:lvlText w:val=""/>
+      <w:lvlJc w:val="left"/>
+      <w:pPr>
+        <w:tabs>
+          <w:tab w:val="num" w:pos="3600"/>
+        </w:tabs>
+        <w:ind w:left="3600" w:hanging="360"/>
+      </w:pPr>
+      <w:rPr>
+        <w:rFonts w:ascii="Wingdings" w:hAnsi="Wingdings" w:hint="default"/>
+        <w:sz w:val="20"/>
+      </w:rPr>
+    </w:lvl>
+    <w:lvl w:ilvl="5" w:tentative="1">
+      <w:start w:val="1"/>
+      <w:numFmt w:val="bullet"/>
+      <w:lvlText w:val=""/>
+      <w:lvlJc w:val="left"/>
+      <w:pPr>
+        <w:tabs>
+          <w:tab w:val="num" w:pos="4320"/>
+        </w:tabs>
+        <w:ind w:left="4320" w:hanging="360"/>
+      </w:pPr>
+      <w:rPr>
+        <w:rFonts w:ascii="Wingdings" w:hAnsi="Wingdings" w:hint="default"/>
+        <w:sz w:val="20"/>
+      </w:rPr>
+    </w:lvl>
+    <w:lvl w:ilvl="6" w:tentative="1">
+      <w:start w:val="1"/>
+      <w:numFmt w:val="bullet"/>
+      <w:lvlText w:val=""/>
+      <w:lvlJc w:val="left"/>
+      <w:pPr>
+        <w:tabs>
+          <w:tab w:val="num" w:pos="5040"/>
+        </w:tabs>
+        <w:ind w:left="5040" w:hanging="360"/>
+      </w:pPr>
+      <w:rPr>
+        <w:rFonts w:ascii="Wingdings" w:hAnsi="Wingdings" w:hint="default"/>
+        <w:sz w:val="20"/>
+      </w:rPr>
+    </w:lvl>
+    <w:lvl w:ilvl="7" w:tentative="1">
+      <w:start w:val="1"/>
+      <w:numFmt w:val="bullet"/>
+      <w:lvlText w:val=""/>
+      <w:lvlJc w:val="left"/>
+      <w:pPr>
+        <w:tabs>
+          <w:tab w:val="num" w:pos="5760"/>
+        </w:tabs>
+        <w:ind w:left="5760" w:hanging="360"/>
+      </w:pPr>
+      <w:rPr>
+        <w:rFonts w:ascii="Wingdings" w:hAnsi="Wingdings" w:hint="default"/>
+        <w:sz w:val="20"/>
+      </w:rPr>
+    </w:lvl>
+    <w:lvl w:ilvl="8" w:tentative="1">
+      <w:start w:val="1"/>
+      <w:numFmt w:val="bullet"/>
+      <w:lvlText w:val=""/>
+      <w:lvlJc w:val="left"/>
+      <w:pPr>
+        <w:tabs>
+          <w:tab w:val="num" w:pos="6480"/>
+        </w:tabs>
+        <w:ind w:left="6480" w:hanging="360"/>
+      </w:pPr>
+      <w:rPr>
+        <w:rFonts w:ascii="Wingdings" w:hAnsi="Wingdings" w:hint="default"/>
+        <w:sz w:val="20"/>
+      </w:rPr>
+    </w:lvl>
+  </w:abstractNum>
+  <w:abstractNum w:abstractNumId="9" w15:restartNumberingAfterBreak="0">
+    <w:nsid w:val="3AE51974"/>
+    <w:multiLevelType w:val="hybridMultilevel"/>
+    <w:tmpl w:val="741235D2"/>
+    <w:lvl w:ilvl="0" w:tplc="04190001">
+      <w:start w:val="1"/>
+      <w:numFmt w:val="bullet"/>
+      <w:lvlText w:val=""/>
+      <w:lvlJc w:val="left"/>
+      <w:pPr>
+        <w:ind w:left="1429" w:hanging="360"/>
+      </w:pPr>
+      <w:rPr>
+        <w:rFonts w:ascii="Symbol" w:hAnsi="Symbol" w:hint="default"/>
+      </w:rPr>
+    </w:lvl>
+    <w:lvl w:ilvl="1" w:tplc="04190003" w:tentative="1">
+      <w:start w:val="1"/>
+      <w:numFmt w:val="bullet"/>
+      <w:lvlText w:val="o"/>
+      <w:lvlJc w:val="left"/>
+      <w:pPr>
+        <w:ind w:left="2149" w:hanging="360"/>
+      </w:pPr>
+      <w:rPr>
+        <w:rFonts w:ascii="Courier New" w:hAnsi="Courier New" w:cs="Courier New" w:hint="default"/>
+      </w:rPr>
+    </w:lvl>
+    <w:lvl w:ilvl="2" w:tplc="04190005" w:tentative="1">
+      <w:start w:val="1"/>
+      <w:numFmt w:val="bullet"/>
+      <w:lvlText w:val=""/>
+      <w:lvlJc w:val="left"/>
+      <w:pPr>
+        <w:ind w:left="2869" w:hanging="360"/>
+      </w:pPr>
+      <w:rPr>
+        <w:rFonts w:ascii="Wingdings" w:hAnsi="Wingdings" w:hint="default"/>
+      </w:rPr>
+    </w:lvl>
+    <w:lvl w:ilvl="3" w:tplc="04190001" w:tentative="1">
+      <w:start w:val="1"/>
+      <w:numFmt w:val="bullet"/>
+      <w:lvlText w:val=""/>
+      <w:lvlJc w:val="left"/>
+      <w:pPr>
+        <w:ind w:left="3589" w:hanging="360"/>
+      </w:pPr>
+      <w:rPr>
+        <w:rFonts w:ascii="Symbol" w:hAnsi="Symbol" w:hint="default"/>
+      </w:rPr>
+    </w:lvl>
+    <w:lvl w:ilvl="4" w:tplc="04190003" w:tentative="1">
+      <w:start w:val="1"/>
+      <w:numFmt w:val="bullet"/>
+      <w:lvlText w:val="o"/>
+      <w:lvlJc w:val="left"/>
+      <w:pPr>
+        <w:ind w:left="4309" w:hanging="360"/>
+      </w:pPr>
+      <w:rPr>
+        <w:rFonts w:ascii="Courier New" w:hAnsi="Courier New" w:cs="Courier New" w:hint="default"/>
+      </w:rPr>
+    </w:lvl>
+    <w:lvl w:ilvl="5" w:tplc="04190005" w:tentative="1">
+      <w:start w:val="1"/>
+      <w:numFmt w:val="bullet"/>
+      <w:lvlText w:val=""/>
+      <w:lvlJc w:val="left"/>
+      <w:pPr>
+        <w:ind w:left="5029" w:hanging="360"/>
+      </w:pPr>
+      <w:rPr>
+        <w:rFonts w:ascii="Wingdings" w:hAnsi="Wingdings" w:hint="default"/>
+      </w:rPr>
+    </w:lvl>
+    <w:lvl w:ilvl="6" w:tplc="04190001" w:tentative="1">
+      <w:start w:val="1"/>
+      <w:numFmt w:val="bullet"/>
+      <w:lvlText w:val=""/>
+      <w:lvlJc w:val="left"/>
+      <w:pPr>
+        <w:ind w:left="5749" w:hanging="360"/>
+      </w:pPr>
+      <w:rPr>
+        <w:rFonts w:ascii="Symbol" w:hAnsi="Symbol" w:hint="default"/>
+      </w:rPr>
+    </w:lvl>
+    <w:lvl w:ilvl="7" w:tplc="04190003" w:tentative="1">
+      <w:start w:val="1"/>
+      <w:numFmt w:val="bullet"/>
+      <w:lvlText w:val="o"/>
+      <w:lvlJc w:val="left"/>
+      <w:pPr>
+        <w:ind w:left="6469" w:hanging="360"/>
+      </w:pPr>
+      <w:rPr>
+        <w:rFonts w:ascii="Courier New" w:hAnsi="Courier New" w:cs="Courier New" w:hint="default"/>
+      </w:rPr>
+    </w:lvl>
+    <w:lvl w:ilvl="8" w:tplc="04190005" w:tentative="1">
+      <w:start w:val="1"/>
+      <w:numFmt w:val="bullet"/>
+      <w:lvlText w:val=""/>
+      <w:lvlJc w:val="left"/>
+      <w:pPr>
+        <w:ind w:left="7189" w:hanging="360"/>
+      </w:pPr>
+      <w:rPr>
+        <w:rFonts w:ascii="Wingdings" w:hAnsi="Wingdings" w:hint="default"/>
+      </w:rPr>
+    </w:lvl>
+  </w:abstractNum>
+  <w:abstractNum w:abstractNumId="10" w15:restartNumberingAfterBreak="0">
+    <w:nsid w:val="3F253CBE"/>
+    <w:multiLevelType w:val="multilevel"/>
+    <w:tmpl w:val="FD72B508"/>
+    <w:lvl w:ilvl="0">
+      <w:start w:val="1"/>
+      <w:numFmt w:val="bullet"/>
+      <w:lvlText w:val=""/>
+      <w:lvlJc w:val="left"/>
+      <w:pPr>
+        <w:tabs>
+          <w:tab w:val="num" w:pos="720"/>
+        </w:tabs>
+        <w:ind w:left="720" w:hanging="360"/>
+      </w:pPr>
+      <w:rPr>
+        <w:rFonts w:ascii="Symbol" w:hAnsi="Symbol" w:hint="default"/>
+        <w:sz w:val="20"/>
+      </w:rPr>
+    </w:lvl>
+    <w:lvl w:ilvl="1" w:tentative="1">
+      <w:start w:val="1"/>
+      <w:numFmt w:val="bullet"/>
+      <w:lvlText w:val="o"/>
+      <w:lvlJc w:val="left"/>
+      <w:pPr>
+        <w:tabs>
+          <w:tab w:val="num" w:pos="1440"/>
+        </w:tabs>
+        <w:ind w:left="1440" w:hanging="360"/>
+      </w:pPr>
+      <w:rPr>
+        <w:rFonts w:ascii="Courier New" w:hAnsi="Courier New" w:hint="default"/>
+        <w:sz w:val="20"/>
+      </w:rPr>
+    </w:lvl>
+    <w:lvl w:ilvl="2" w:tentative="1">
+      <w:start w:val="1"/>
+      <w:numFmt w:val="bullet"/>
+      <w:lvlText w:val=""/>
+      <w:lvlJc w:val="left"/>
+      <w:pPr>
+        <w:tabs>
+          <w:tab w:val="num" w:pos="2160"/>
+        </w:tabs>
+        <w:ind w:left="2160" w:hanging="360"/>
+      </w:pPr>
+      <w:rPr>
+        <w:rFonts w:ascii="Wingdings" w:hAnsi="Wingdings" w:hint="default"/>
+        <w:sz w:val="20"/>
+      </w:rPr>
+    </w:lvl>
+    <w:lvl w:ilvl="3" w:tentative="1">
+      <w:start w:val="1"/>
+      <w:numFmt w:val="bullet"/>
+      <w:lvlText w:val=""/>
+      <w:lvlJc w:val="left"/>
+      <w:pPr>
+        <w:tabs>
+          <w:tab w:val="num" w:pos="2880"/>
+        </w:tabs>
+        <w:ind w:left="2880" w:hanging="360"/>
+      </w:pPr>
+      <w:rPr>
+        <w:rFonts w:ascii="Wingdings" w:hAnsi="Wingdings" w:hint="default"/>
+        <w:sz w:val="20"/>
+      </w:rPr>
+    </w:lvl>
+    <w:lvl w:ilvl="4" w:tentative="1">
+      <w:start w:val="1"/>
+      <w:numFmt w:val="bullet"/>
+      <w:lvlText w:val=""/>
+      <w:lvlJc w:val="left"/>
+      <w:pPr>
+        <w:tabs>
+          <w:tab w:val="num" w:pos="3600"/>
+        </w:tabs>
+        <w:ind w:left="3600" w:hanging="360"/>
+      </w:pPr>
+      <w:rPr>
+        <w:rFonts w:ascii="Wingdings" w:hAnsi="Wingdings" w:hint="default"/>
+        <w:sz w:val="20"/>
+      </w:rPr>
+    </w:lvl>
+    <w:lvl w:ilvl="5" w:tentative="1">
+      <w:start w:val="1"/>
+      <w:numFmt w:val="bullet"/>
+      <w:lvlText w:val=""/>
+      <w:lvlJc w:val="left"/>
+      <w:pPr>
+        <w:tabs>
+          <w:tab w:val="num" w:pos="4320"/>
+        </w:tabs>
+        <w:ind w:left="4320" w:hanging="360"/>
+      </w:pPr>
+      <w:rPr>
+        <w:rFonts w:ascii="Wingdings" w:hAnsi="Wingdings" w:hint="default"/>
+        <w:sz w:val="20"/>
+      </w:rPr>
+    </w:lvl>
+    <w:lvl w:ilvl="6" w:tentative="1">
+      <w:start w:val="1"/>
+      <w:numFmt w:val="bullet"/>
+      <w:lvlText w:val=""/>
+      <w:lvlJc w:val="left"/>
+      <w:pPr>
+        <w:tabs>
+          <w:tab w:val="num" w:pos="5040"/>
+        </w:tabs>
+        <w:ind w:left="5040" w:hanging="360"/>
+      </w:pPr>
+      <w:rPr>
+        <w:rFonts w:ascii="Wingdings" w:hAnsi="Wingdings" w:hint="default"/>
+        <w:sz w:val="20"/>
+      </w:rPr>
+    </w:lvl>
+    <w:lvl w:ilvl="7" w:tentative="1">
+      <w:start w:val="1"/>
+      <w:numFmt w:val="bullet"/>
+      <w:lvlText w:val=""/>
+      <w:lvlJc w:val="left"/>
+      <w:pPr>
+        <w:tabs>
+          <w:tab w:val="num" w:pos="5760"/>
+        </w:tabs>
+        <w:ind w:left="5760" w:hanging="360"/>
+      </w:pPr>
+      <w:rPr>
+        <w:rFonts w:ascii="Wingdings" w:hAnsi="Wingdings" w:hint="default"/>
+        <w:sz w:val="20"/>
+      </w:rPr>
+    </w:lvl>
+    <w:lvl w:ilvl="8" w:tentative="1">
+      <w:start w:val="1"/>
+      <w:numFmt w:val="bullet"/>
+      <w:lvlText w:val=""/>
+      <w:lvlJc w:val="left"/>
+      <w:pPr>
+        <w:tabs>
+          <w:tab w:val="num" w:pos="6480"/>
+        </w:tabs>
+        <w:ind w:left="6480" w:hanging="360"/>
+      </w:pPr>
+      <w:rPr>
+        <w:rFonts w:ascii="Wingdings" w:hAnsi="Wingdings" w:hint="default"/>
+        <w:sz w:val="20"/>
+      </w:rPr>
+    </w:lvl>
+  </w:abstractNum>
+  <w:abstractNum w:abstractNumId="11" w15:restartNumberingAfterBreak="0">
+    <w:nsid w:val="42D4757E"/>
+    <w:multiLevelType w:val="hybridMultilevel"/>
+    <w:tmpl w:val="804419EE"/>
+    <w:lvl w:ilvl="0" w:tplc="04190001">
+      <w:start w:val="1"/>
+      <w:numFmt w:val="bullet"/>
+      <w:lvlText w:val=""/>
+      <w:lvlJc w:val="left"/>
+      <w:pPr>
+        <w:ind w:left="1429" w:hanging="360"/>
+      </w:pPr>
+      <w:rPr>
+        <w:rFonts w:ascii="Symbol" w:hAnsi="Symbol" w:hint="default"/>
+      </w:rPr>
+    </w:lvl>
+    <w:lvl w:ilvl="1" w:tplc="04190003" w:tentative="1">
+      <w:start w:val="1"/>
+      <w:numFmt w:val="bullet"/>
+      <w:lvlText w:val="o"/>
+      <w:lvlJc w:val="left"/>
+      <w:pPr>
+        <w:ind w:left="2149" w:hanging="360"/>
+      </w:pPr>
+      <w:rPr>
+        <w:rFonts w:ascii="Courier New" w:hAnsi="Courier New" w:cs="Courier New" w:hint="default"/>
+      </w:rPr>
+    </w:lvl>
+    <w:lvl w:ilvl="2" w:tplc="04190005" w:tentative="1">
+      <w:start w:val="1"/>
+      <w:numFmt w:val="bullet"/>
+      <w:lvlText w:val=""/>
+      <w:lvlJc w:val="left"/>
+      <w:pPr>
+        <w:ind w:left="2869" w:hanging="360"/>
+      </w:pPr>
+      <w:rPr>
+        <w:rFonts w:ascii="Wingdings" w:hAnsi="Wingdings" w:hint="default"/>
+      </w:rPr>
+    </w:lvl>
+    <w:lvl w:ilvl="3" w:tplc="04190001" w:tentative="1">
+      <w:start w:val="1"/>
+      <w:numFmt w:val="bullet"/>
+      <w:lvlText w:val=""/>
+      <w:lvlJc w:val="left"/>
+      <w:pPr>
+        <w:ind w:left="3589" w:hanging="360"/>
+      </w:pPr>
+      <w:rPr>
+        <w:rFonts w:ascii="Symbol" w:hAnsi="Symbol" w:hint="default"/>
+      </w:rPr>
+    </w:lvl>
+    <w:lvl w:ilvl="4" w:tplc="04190003" w:tentative="1">
+      <w:start w:val="1"/>
+      <w:numFmt w:val="bullet"/>
+      <w:lvlText w:val="o"/>
+      <w:lvlJc w:val="left"/>
+      <w:pPr>
+        <w:ind w:left="4309" w:hanging="360"/>
+      </w:pPr>
+      <w:rPr>
+        <w:rFonts w:ascii="Courier New" w:hAnsi="Courier New" w:cs="Courier New" w:hint="default"/>
+      </w:rPr>
+    </w:lvl>
+    <w:lvl w:ilvl="5" w:tplc="04190005" w:tentative="1">
+      <w:start w:val="1"/>
+      <w:numFmt w:val="bullet"/>
+      <w:lvlText w:val=""/>
+      <w:lvlJc w:val="left"/>
+      <w:pPr>
+        <w:ind w:left="5029" w:hanging="360"/>
+      </w:pPr>
+      <w:rPr>
+        <w:rFonts w:ascii="Wingdings" w:hAnsi="Wingdings" w:hint="default"/>
+      </w:rPr>
+    </w:lvl>
+    <w:lvl w:ilvl="6" w:tplc="04190001" w:tentative="1">
+      <w:start w:val="1"/>
+      <w:numFmt w:val="bullet"/>
+      <w:lvlText w:val=""/>
+      <w:lvlJc w:val="left"/>
+      <w:pPr>
+        <w:ind w:left="5749" w:hanging="360"/>
+      </w:pPr>
+      <w:rPr>
+        <w:rFonts w:ascii="Symbol" w:hAnsi="Symbol" w:hint="default"/>
+      </w:rPr>
+    </w:lvl>
+    <w:lvl w:ilvl="7" w:tplc="04190003" w:tentative="1">
+      <w:start w:val="1"/>
+      <w:numFmt w:val="bullet"/>
+      <w:lvlText w:val="o"/>
+      <w:lvlJc w:val="left"/>
+      <w:pPr>
+        <w:ind w:left="6469" w:hanging="360"/>
+      </w:pPr>
+      <w:rPr>
+        <w:rFonts w:ascii="Courier New" w:hAnsi="Courier New" w:cs="Courier New" w:hint="default"/>
+      </w:rPr>
+    </w:lvl>
+    <w:lvl w:ilvl="8" w:tplc="04190005" w:tentative="1">
+      <w:start w:val="1"/>
+      <w:numFmt w:val="bullet"/>
+      <w:lvlText w:val=""/>
+      <w:lvlJc w:val="left"/>
+      <w:pPr>
+        <w:ind w:left="7189" w:hanging="360"/>
+      </w:pPr>
+      <w:rPr>
+        <w:rFonts w:ascii="Wingdings" w:hAnsi="Wingdings" w:hint="default"/>
+      </w:rPr>
+    </w:lvl>
+  </w:abstractNum>
+  <w:abstractNum w:abstractNumId="12" w15:restartNumberingAfterBreak="0">
+    <w:nsid w:val="43DA4800"/>
+    <w:multiLevelType w:val="multilevel"/>
+    <w:tmpl w:val="FDDA2C20"/>
+    <w:lvl w:ilvl="0">
+      <w:start w:val="1"/>
+      <w:numFmt w:val="bullet"/>
+      <w:lvlText w:val=""/>
+      <w:lvlJc w:val="left"/>
+      <w:pPr>
+        <w:tabs>
+          <w:tab w:val="num" w:pos="720"/>
+        </w:tabs>
+        <w:ind w:left="720" w:hanging="360"/>
+      </w:pPr>
+      <w:rPr>
+        <w:rFonts w:ascii="Symbol" w:hAnsi="Symbol" w:hint="default"/>
+        <w:sz w:val="20"/>
+      </w:rPr>
+    </w:lvl>
+    <w:lvl w:ilvl="1" w:tentative="1">
+      <w:start w:val="1"/>
+      <w:numFmt w:val="bullet"/>
+      <w:lvlText w:val="o"/>
+      <w:lvlJc w:val="left"/>
+      <w:pPr>
+        <w:tabs>
+          <w:tab w:val="num" w:pos="1440"/>
+        </w:tabs>
+        <w:ind w:left="1440" w:hanging="360"/>
+      </w:pPr>
+      <w:rPr>
+        <w:rFonts w:ascii="Courier New" w:hAnsi="Courier New" w:hint="default"/>
+        <w:sz w:val="20"/>
+      </w:rPr>
+    </w:lvl>
+    <w:lvl w:ilvl="2" w:tentative="1">
+      <w:start w:val="1"/>
+      <w:numFmt w:val="bullet"/>
+      <w:lvlText w:val=""/>
+      <w:lvlJc w:val="left"/>
+      <w:pPr>
+        <w:tabs>
+          <w:tab w:val="num" w:pos="2160"/>
+        </w:tabs>
+        <w:ind w:left="2160" w:hanging="360"/>
+      </w:pPr>
+      <w:rPr>
+        <w:rFonts w:ascii="Wingdings" w:hAnsi="Wingdings" w:hint="default"/>
+        <w:sz w:val="20"/>
+      </w:rPr>
+    </w:lvl>
+    <w:lvl w:ilvl="3" w:tentative="1">
+      <w:start w:val="1"/>
+      <w:numFmt w:val="bullet"/>
+      <w:lvlText w:val=""/>
+      <w:lvlJc w:val="left"/>
+      <w:pPr>
+        <w:tabs>
+          <w:tab w:val="num" w:pos="2880"/>
+        </w:tabs>
+        <w:ind w:left="2880" w:hanging="360"/>
+      </w:pPr>
+      <w:rPr>
+        <w:rFonts w:ascii="Wingdings" w:hAnsi="Wingdings" w:hint="default"/>
+        <w:sz w:val="20"/>
+      </w:rPr>
+    </w:lvl>
+    <w:lvl w:ilvl="4" w:tentative="1">
+      <w:start w:val="1"/>
+      <w:numFmt w:val="bullet"/>
+      <w:lvlText w:val=""/>
+      <w:lvlJc w:val="left"/>
+      <w:pPr>
+        <w:tabs>
+          <w:tab w:val="num" w:pos="3600"/>
+        </w:tabs>
+        <w:ind w:left="3600" w:hanging="360"/>
+      </w:pPr>
+      <w:rPr>
+        <w:rFonts w:ascii="Wingdings" w:hAnsi="Wingdings" w:hint="default"/>
+        <w:sz w:val="20"/>
+      </w:rPr>
+    </w:lvl>
+    <w:lvl w:ilvl="5" w:tentative="1">
+      <w:start w:val="1"/>
+      <w:numFmt w:val="bullet"/>
+      <w:lvlText w:val=""/>
+      <w:lvlJc w:val="left"/>
+      <w:pPr>
+        <w:tabs>
+          <w:tab w:val="num" w:pos="4320"/>
+        </w:tabs>
+        <w:ind w:left="4320" w:hanging="360"/>
+      </w:pPr>
+      <w:rPr>
+        <w:rFonts w:ascii="Wingdings" w:hAnsi="Wingdings" w:hint="default"/>
+        <w:sz w:val="20"/>
+      </w:rPr>
+    </w:lvl>
+    <w:lvl w:ilvl="6" w:tentative="1">
+      <w:start w:val="1"/>
+      <w:numFmt w:val="bullet"/>
+      <w:lvlText w:val=""/>
+      <w:lvlJc w:val="left"/>
+      <w:pPr>
+        <w:tabs>
+          <w:tab w:val="num" w:pos="5040"/>
+        </w:tabs>
+        <w:ind w:left="5040" w:hanging="360"/>
+      </w:pPr>
+      <w:rPr>
+        <w:rFonts w:ascii="Wingdings" w:hAnsi="Wingdings" w:hint="default"/>
+        <w:sz w:val="20"/>
+      </w:rPr>
+    </w:lvl>
+    <w:lvl w:ilvl="7" w:tentative="1">
+      <w:start w:val="1"/>
+      <w:numFmt w:val="bullet"/>
+      <w:lvlText w:val=""/>
+      <w:lvlJc w:val="left"/>
+      <w:pPr>
+        <w:tabs>
+          <w:tab w:val="num" w:pos="5760"/>
+        </w:tabs>
+        <w:ind w:left="5760" w:hanging="360"/>
+      </w:pPr>
+      <w:rPr>
+        <w:rFonts w:ascii="Wingdings" w:hAnsi="Wingdings" w:hint="default"/>
+        <w:sz w:val="20"/>
+      </w:rPr>
+    </w:lvl>
+    <w:lvl w:ilvl="8" w:tentative="1">
+      <w:start w:val="1"/>
+      <w:numFmt w:val="bullet"/>
+      <w:lvlText w:val=""/>
+      <w:lvlJc w:val="left"/>
+      <w:pPr>
+        <w:tabs>
+          <w:tab w:val="num" w:pos="6480"/>
+        </w:tabs>
+        <w:ind w:left="6480" w:hanging="360"/>
+      </w:pPr>
+      <w:rPr>
+        <w:rFonts w:ascii="Wingdings" w:hAnsi="Wingdings" w:hint="default"/>
+        <w:sz w:val="20"/>
+      </w:rPr>
+    </w:lvl>
+  </w:abstractNum>
+  <w:abstractNum w:abstractNumId="13" w15:restartNumberingAfterBreak="0">
+    <w:nsid w:val="51F73863"/>
+    <w:multiLevelType w:val="multilevel"/>
+    <w:tmpl w:val="C87CE602"/>
+    <w:lvl w:ilvl="0">
+      <w:start w:val="1"/>
+      <w:numFmt w:val="decimal"/>
+      <w:lvlText w:val="%1."/>
+      <w:lvlJc w:val="left"/>
+      <w:pPr>
+        <w:tabs>
+          <w:tab w:val="num" w:pos="720"/>
+        </w:tabs>
+        <w:ind w:left="720" w:hanging="360"/>
+      </w:pPr>
+    </w:lvl>
+    <w:lvl w:ilvl="1" w:tentative="1">
+      <w:start w:val="1"/>
+      <w:numFmt w:val="decimal"/>
+      <w:lvlText w:val="%2."/>
+      <w:lvlJc w:val="left"/>
+      <w:pPr>
+        <w:tabs>
+          <w:tab w:val="num" w:pos="1440"/>
+        </w:tabs>
+        <w:ind w:left="1440" w:hanging="360"/>
+      </w:pPr>
+    </w:lvl>
+    <w:lvl w:ilvl="2" w:tentative="1">
+      <w:start w:val="1"/>
+      <w:numFmt w:val="decimal"/>
+      <w:lvlText w:val="%3."/>
+      <w:lvlJc w:val="left"/>
+      <w:pPr>
+        <w:tabs>
+          <w:tab w:val="num" w:pos="2160"/>
+        </w:tabs>
+        <w:ind w:left="2160" w:hanging="360"/>
+      </w:pPr>
+    </w:lvl>
+    <w:lvl w:ilvl="3" w:tentative="1">
+      <w:start w:val="1"/>
+      <w:numFmt w:val="decimal"/>
+      <w:lvlText w:val="%4."/>
+      <w:lvlJc w:val="left"/>
+      <w:pPr>
+        <w:tabs>
+          <w:tab w:val="num" w:pos="2880"/>
+        </w:tabs>
+        <w:ind w:left="2880" w:hanging="360"/>
+      </w:pPr>
+    </w:lvl>
+    <w:lvl w:ilvl="4" w:tentative="1">
+      <w:start w:val="1"/>
+      <w:numFmt w:val="decimal"/>
+      <w:lvlText w:val="%5."/>
+      <w:lvlJc w:val="left"/>
+      <w:pPr>
+        <w:tabs>
+          <w:tab w:val="num" w:pos="3600"/>
+        </w:tabs>
+        <w:ind w:left="3600" w:hanging="360"/>
+      </w:pPr>
+    </w:lvl>
+    <w:lvl w:ilvl="5" w:tentative="1">
+      <w:start w:val="1"/>
+      <w:numFmt w:val="decimal"/>
+      <w:lvlText w:val="%6."/>
+      <w:lvlJc w:val="left"/>
+      <w:pPr>
+        <w:tabs>
+          <w:tab w:val="num" w:pos="4320"/>
+        </w:tabs>
+        <w:ind w:left="4320" w:hanging="360"/>
+      </w:pPr>
+    </w:lvl>
+    <w:lvl w:ilvl="6" w:tentative="1">
+      <w:start w:val="1"/>
+      <w:numFmt w:val="decimal"/>
+      <w:lvlText w:val="%7."/>
+      <w:lvlJc w:val="left"/>
+      <w:pPr>
+        <w:tabs>
+          <w:tab w:val="num" w:pos="5040"/>
+        </w:tabs>
+        <w:ind w:left="5040" w:hanging="360"/>
+      </w:pPr>
+    </w:lvl>
+    <w:lvl w:ilvl="7" w:tentative="1">
+      <w:start w:val="1"/>
+      <w:numFmt w:val="decimal"/>
+      <w:lvlText w:val="%8."/>
+      <w:lvlJc w:val="left"/>
+      <w:pPr>
+        <w:tabs>
+          <w:tab w:val="num" w:pos="5760"/>
+        </w:tabs>
+        <w:ind w:left="5760" w:hanging="360"/>
+      </w:pPr>
+    </w:lvl>
+    <w:lvl w:ilvl="8" w:tentative="1">
+      <w:start w:val="1"/>
+      <w:numFmt w:val="decimal"/>
+      <w:lvlText w:val="%9."/>
+      <w:lvlJc w:val="left"/>
+      <w:pPr>
+        <w:tabs>
+          <w:tab w:val="num" w:pos="6480"/>
+        </w:tabs>
+        <w:ind w:left="6480" w:hanging="360"/>
+      </w:pPr>
+    </w:lvl>
+  </w:abstractNum>
+  <w:abstractNum w:abstractNumId="14" w15:restartNumberingAfterBreak="0">
+    <w:nsid w:val="55BB34EC"/>
+    <w:multiLevelType w:val="multilevel"/>
+    <w:tmpl w:val="1F80DE84"/>
+    <w:lvl w:ilvl="0">
+      <w:start w:val="1"/>
+      <w:numFmt w:val="bullet"/>
+      <w:lvlText w:val=""/>
+      <w:lvlJc w:val="left"/>
+      <w:pPr>
+        <w:tabs>
+          <w:tab w:val="num" w:pos="720"/>
+        </w:tabs>
+        <w:ind w:left="720" w:hanging="360"/>
+      </w:pPr>
+      <w:rPr>
+        <w:rFonts w:ascii="Symbol" w:hAnsi="Symbol" w:hint="default"/>
+        <w:sz w:val="20"/>
+      </w:rPr>
+    </w:lvl>
+    <w:lvl w:ilvl="1" w:tentative="1">
+      <w:start w:val="1"/>
+      <w:numFmt w:val="bullet"/>
+      <w:lvlText w:val="o"/>
+      <w:lvlJc w:val="left"/>
+      <w:pPr>
+        <w:tabs>
+          <w:tab w:val="num" w:pos="1440"/>
+        </w:tabs>
+        <w:ind w:left="1440" w:hanging="360"/>
+      </w:pPr>
+      <w:rPr>
+        <w:rFonts w:ascii="Courier New" w:hAnsi="Courier New" w:hint="default"/>
+        <w:sz w:val="20"/>
+      </w:rPr>
+    </w:lvl>
+    <w:lvl w:ilvl="2" w:tentative="1">
+      <w:start w:val="1"/>
+      <w:numFmt w:val="bullet"/>
+      <w:lvlText w:val=""/>
+      <w:lvlJc w:val="left"/>
+      <w:pPr>
+        <w:tabs>
+          <w:tab w:val="num" w:pos="2160"/>
+        </w:tabs>
+        <w:ind w:left="2160" w:hanging="360"/>
+      </w:pPr>
+      <w:rPr>
+        <w:rFonts w:ascii="Wingdings" w:hAnsi="Wingdings" w:hint="default"/>
+        <w:sz w:val="20"/>
+      </w:rPr>
+    </w:lvl>
+    <w:lvl w:ilvl="3" w:tentative="1">
+      <w:start w:val="1"/>
+      <w:numFmt w:val="bullet"/>
+      <w:lvlText w:val=""/>
+      <w:lvlJc w:val="left"/>
+      <w:pPr>
+        <w:tabs>
+          <w:tab w:val="num" w:pos="2880"/>
+        </w:tabs>
+        <w:ind w:left="2880" w:hanging="360"/>
+      </w:pPr>
+      <w:rPr>
+        <w:rFonts w:ascii="Wingdings" w:hAnsi="Wingdings" w:hint="default"/>
+        <w:sz w:val="20"/>
+      </w:rPr>
+    </w:lvl>
+    <w:lvl w:ilvl="4" w:tentative="1">
+      <w:start w:val="1"/>
+      <w:numFmt w:val="bullet"/>
+      <w:lvlText w:val=""/>
+      <w:lvlJc w:val="left"/>
+      <w:pPr>
+        <w:tabs>
+          <w:tab w:val="num" w:pos="3600"/>
+        </w:tabs>
+        <w:ind w:left="3600" w:hanging="360"/>
+      </w:pPr>
+      <w:rPr>
+        <w:rFonts w:ascii="Wingdings" w:hAnsi="Wingdings" w:hint="default"/>
+        <w:sz w:val="20"/>
+      </w:rPr>
+    </w:lvl>
+    <w:lvl w:ilvl="5" w:tentative="1">
+      <w:start w:val="1"/>
+      <w:numFmt w:val="bullet"/>
+      <w:lvlText w:val=""/>
+      <w:lvlJc w:val="left"/>
+      <w:pPr>
+        <w:tabs>
+          <w:tab w:val="num" w:pos="4320"/>
+        </w:tabs>
+        <w:ind w:left="4320" w:hanging="360"/>
+      </w:pPr>
+      <w:rPr>
+        <w:rFonts w:ascii="Wingdings" w:hAnsi="Wingdings" w:hint="default"/>
+        <w:sz w:val="20"/>
+      </w:rPr>
+    </w:lvl>
+    <w:lvl w:ilvl="6" w:tentative="1">
+      <w:start w:val="1"/>
+      <w:numFmt w:val="bullet"/>
+      <w:lvlText w:val=""/>
+      <w:lvlJc w:val="left"/>
+      <w:pPr>
+        <w:tabs>
+          <w:tab w:val="num" w:pos="5040"/>
+        </w:tabs>
+        <w:ind w:left="5040" w:hanging="360"/>
+      </w:pPr>
+      <w:rPr>
+        <w:rFonts w:ascii="Wingdings" w:hAnsi="Wingdings" w:hint="default"/>
+        <w:sz w:val="20"/>
+      </w:rPr>
+    </w:lvl>
+    <w:lvl w:ilvl="7" w:tentative="1">
+      <w:start w:val="1"/>
+      <w:numFmt w:val="bullet"/>
+      <w:lvlText w:val=""/>
+      <w:lvlJc w:val="left"/>
+      <w:pPr>
+        <w:tabs>
+          <w:tab w:val="num" w:pos="5760"/>
+        </w:tabs>
+        <w:ind w:left="5760" w:hanging="360"/>
+      </w:pPr>
+      <w:rPr>
+        <w:rFonts w:ascii="Wingdings" w:hAnsi="Wingdings" w:hint="default"/>
+        <w:sz w:val="20"/>
+      </w:rPr>
+    </w:lvl>
+    <w:lvl w:ilvl="8" w:tentative="1">
+      <w:start w:val="1"/>
+      <w:numFmt w:val="bullet"/>
+      <w:lvlText w:val=""/>
+      <w:lvlJc w:val="left"/>
+      <w:pPr>
+        <w:tabs>
+          <w:tab w:val="num" w:pos="6480"/>
+        </w:tabs>
+        <w:ind w:left="6480" w:hanging="360"/>
+      </w:pPr>
+      <w:rPr>
+        <w:rFonts w:ascii="Wingdings" w:hAnsi="Wingdings" w:hint="default"/>
+        <w:sz w:val="20"/>
+      </w:rPr>
+    </w:lvl>
+  </w:abstractNum>
+  <w:abstractNum w:abstractNumId="15" w15:restartNumberingAfterBreak="0">
+    <w:nsid w:val="58A87AE9"/>
+    <w:multiLevelType w:val="multilevel"/>
+    <w:tmpl w:val="11207F42"/>
+    <w:lvl w:ilvl="0">
+      <w:start w:val="1"/>
+      <w:numFmt w:val="bullet"/>
+      <w:lvlText w:val=""/>
+      <w:lvlJc w:val="left"/>
+      <w:pPr>
+        <w:tabs>
+          <w:tab w:val="num" w:pos="720"/>
+        </w:tabs>
+        <w:ind w:left="720" w:hanging="360"/>
+      </w:pPr>
+      <w:rPr>
+        <w:rFonts w:ascii="Symbol" w:hAnsi="Symbol" w:hint="default"/>
+        <w:sz w:val="20"/>
+      </w:rPr>
+    </w:lvl>
+    <w:lvl w:ilvl="1" w:tentative="1">
+      <w:start w:val="1"/>
+      <w:numFmt w:val="bullet"/>
+      <w:lvlText w:val="o"/>
+      <w:lvlJc w:val="left"/>
+      <w:pPr>
+        <w:tabs>
+          <w:tab w:val="num" w:pos="1440"/>
+        </w:tabs>
+        <w:ind w:left="1440" w:hanging="360"/>
+      </w:pPr>
+      <w:rPr>
+        <w:rFonts w:ascii="Courier New" w:hAnsi="Courier New" w:hint="default"/>
+        <w:sz w:val="20"/>
+      </w:rPr>
+    </w:lvl>
+    <w:lvl w:ilvl="2" w:tentative="1">
+      <w:start w:val="1"/>
+      <w:numFmt w:val="bullet"/>
+      <w:lvlText w:val=""/>
+      <w:lvlJc w:val="left"/>
+      <w:pPr>
+        <w:tabs>
+          <w:tab w:val="num" w:pos="2160"/>
+        </w:tabs>
+        <w:ind w:left="2160" w:hanging="360"/>
+      </w:pPr>
+      <w:rPr>
+        <w:rFonts w:ascii="Wingdings" w:hAnsi="Wingdings" w:hint="default"/>
+        <w:sz w:val="20"/>
+      </w:rPr>
+    </w:lvl>
+    <w:lvl w:ilvl="3" w:tentative="1">
+      <w:start w:val="1"/>
+      <w:numFmt w:val="bullet"/>
+      <w:lvlText w:val=""/>
+      <w:lvlJc w:val="left"/>
+      <w:pPr>
+        <w:tabs>
+          <w:tab w:val="num" w:pos="2880"/>
+        </w:tabs>
+        <w:ind w:left="2880" w:hanging="360"/>
+      </w:pPr>
+      <w:rPr>
+        <w:rFonts w:ascii="Wingdings" w:hAnsi="Wingdings" w:hint="default"/>
+        <w:sz w:val="20"/>
+      </w:rPr>
+    </w:lvl>
+    <w:lvl w:ilvl="4" w:tentative="1">
+      <w:start w:val="1"/>
+      <w:numFmt w:val="bullet"/>
+      <w:lvlText w:val=""/>
+      <w:lvlJc w:val="left"/>
+      <w:pPr>
+        <w:tabs>
+          <w:tab w:val="num" w:pos="3600"/>
+        </w:tabs>
+        <w:ind w:left="3600" w:hanging="360"/>
+      </w:pPr>
+      <w:rPr>
+        <w:rFonts w:ascii="Wingdings" w:hAnsi="Wingdings" w:hint="default"/>
+        <w:sz w:val="20"/>
+      </w:rPr>
+    </w:lvl>
+    <w:lvl w:ilvl="5" w:tentative="1">
+      <w:start w:val="1"/>
+      <w:numFmt w:val="bullet"/>
+      <w:lvlText w:val=""/>
+      <w:lvlJc w:val="left"/>
+      <w:pPr>
+        <w:tabs>
+          <w:tab w:val="num" w:pos="4320"/>
+        </w:tabs>
+        <w:ind w:left="4320" w:hanging="360"/>
+      </w:pPr>
+      <w:rPr>
+        <w:rFonts w:ascii="Wingdings" w:hAnsi="Wingdings" w:hint="default"/>
+        <w:sz w:val="20"/>
+      </w:rPr>
+    </w:lvl>
+    <w:lvl w:ilvl="6" w:tentative="1">
+      <w:start w:val="1"/>
+      <w:numFmt w:val="bullet"/>
+      <w:lvlText w:val=""/>
+      <w:lvlJc w:val="left"/>
+      <w:pPr>
+        <w:tabs>
+          <w:tab w:val="num" w:pos="5040"/>
+        </w:tabs>
+        <w:ind w:left="5040" w:hanging="360"/>
+      </w:pPr>
+      <w:rPr>
+        <w:rFonts w:ascii="Wingdings" w:hAnsi="Wingdings" w:hint="default"/>
+        <w:sz w:val="20"/>
+      </w:rPr>
+    </w:lvl>
+    <w:lvl w:ilvl="7" w:tentative="1">
+      <w:start w:val="1"/>
+      <w:numFmt w:val="bullet"/>
+      <w:lvlText w:val=""/>
+      <w:lvlJc w:val="left"/>
+      <w:pPr>
+        <w:tabs>
+          <w:tab w:val="num" w:pos="5760"/>
+        </w:tabs>
+        <w:ind w:left="5760" w:hanging="360"/>
+      </w:pPr>
+      <w:rPr>
+        <w:rFonts w:ascii="Wingdings" w:hAnsi="Wingdings" w:hint="default"/>
+        <w:sz w:val="20"/>
+      </w:rPr>
+    </w:lvl>
+    <w:lvl w:ilvl="8" w:tentative="1">
+      <w:start w:val="1"/>
+      <w:numFmt w:val="bullet"/>
+      <w:lvlText w:val=""/>
+      <w:lvlJc w:val="left"/>
+      <w:pPr>
+        <w:tabs>
+          <w:tab w:val="num" w:pos="6480"/>
+        </w:tabs>
+        <w:ind w:left="6480" w:hanging="360"/>
+      </w:pPr>
+      <w:rPr>
+        <w:rFonts w:ascii="Wingdings" w:hAnsi="Wingdings" w:hint="default"/>
+        <w:sz w:val="20"/>
+      </w:rPr>
+    </w:lvl>
+  </w:abstractNum>
+  <w:abstractNum w:abstractNumId="16" w15:restartNumberingAfterBreak="0">
+    <w:nsid w:val="78603C3F"/>
+    <w:multiLevelType w:val="multilevel"/>
+    <w:tmpl w:val="2040A2C6"/>
+    <w:lvl w:ilvl="0">
+      <w:start w:val="1"/>
+      <w:numFmt w:val="decimal"/>
+      <w:lvlText w:val="%1."/>
+      <w:lvlJc w:val="left"/>
+      <w:pPr>
+        <w:tabs>
+          <w:tab w:val="num" w:pos="720"/>
+        </w:tabs>
+        <w:ind w:left="720" w:hanging="360"/>
+      </w:pPr>
+    </w:lvl>
+    <w:lvl w:ilvl="1" w:tentative="1">
+      <w:start w:val="1"/>
+      <w:numFmt w:val="decimal"/>
+      <w:lvlText w:val="%2."/>
+      <w:lvlJc w:val="left"/>
+      <w:pPr>
+        <w:tabs>
+          <w:tab w:val="num" w:pos="1440"/>
+        </w:tabs>
+        <w:ind w:left="1440" w:hanging="360"/>
+      </w:pPr>
+    </w:lvl>
+    <w:lvl w:ilvl="2" w:tentative="1">
+      <w:start w:val="1"/>
+      <w:numFmt w:val="decimal"/>
+      <w:lvlText w:val="%3."/>
+      <w:lvlJc w:val="left"/>
+      <w:pPr>
+        <w:tabs>
+          <w:tab w:val="num" w:pos="2160"/>
+        </w:tabs>
+        <w:ind w:left="2160" w:hanging="360"/>
+      </w:pPr>
+    </w:lvl>
+    <w:lvl w:ilvl="3" w:tentative="1">
+      <w:start w:val="1"/>
+      <w:numFmt w:val="decimal"/>
+      <w:lvlText w:val="%4."/>
+      <w:lvlJc w:val="left"/>
+      <w:pPr>
+        <w:tabs>
+          <w:tab w:val="num" w:pos="2880"/>
+        </w:tabs>
+        <w:ind w:left="2880" w:hanging="360"/>
+      </w:pPr>
+    </w:lvl>
+    <w:lvl w:ilvl="4" w:tentative="1">
+      <w:start w:val="1"/>
+      <w:numFmt w:val="decimal"/>
+      <w:lvlText w:val="%5."/>
+      <w:lvlJc w:val="left"/>
+      <w:pPr>
+        <w:tabs>
+          <w:tab w:val="num" w:pos="3600"/>
+        </w:tabs>
+        <w:ind w:left="3600" w:hanging="360"/>
+      </w:pPr>
+    </w:lvl>
+    <w:lvl w:ilvl="5" w:tentative="1">
+      <w:start w:val="1"/>
+      <w:numFmt w:val="decimal"/>
+      <w:lvlText w:val="%6."/>
+      <w:lvlJc w:val="left"/>
+      <w:pPr>
+        <w:tabs>
+          <w:tab w:val="num" w:pos="4320"/>
+        </w:tabs>
+        <w:ind w:left="4320" w:hanging="360"/>
+      </w:pPr>
+    </w:lvl>
+    <w:lvl w:ilvl="6" w:tentative="1">
+      <w:start w:val="1"/>
+      <w:numFmt w:val="decimal"/>
+      <w:lvlText w:val="%7."/>
+      <w:lvlJc w:val="left"/>
+      <w:pPr>
+        <w:tabs>
+          <w:tab w:val="num" w:pos="5040"/>
+        </w:tabs>
+        <w:ind w:left="5040" w:hanging="360"/>
+      </w:pPr>
+    </w:lvl>
+    <w:lvl w:ilvl="7" w:tentative="1">
+      <w:start w:val="1"/>
+      <w:numFmt w:val="decimal"/>
+      <w:lvlText w:val="%8."/>
+      <w:lvlJc w:val="left"/>
+      <w:pPr>
+        <w:tabs>
+          <w:tab w:val="num" w:pos="5760"/>
+        </w:tabs>
+        <w:ind w:left="5760" w:hanging="360"/>
+      </w:pPr>
+    </w:lvl>
+    <w:lvl w:ilvl="8" w:tentative="1">
+      <w:start w:val="1"/>
+      <w:numFmt w:val="decimal"/>
+      <w:lvlText w:val="%9."/>
+      <w:lvlJc w:val="left"/>
+      <w:pPr>
+        <w:tabs>
+          <w:tab w:val="num" w:pos="6480"/>
+        </w:tabs>
+        <w:ind w:left="6480" w:hanging="360"/>
+      </w:pPr>
+    </w:lvl>
+  </w:abstractNum>
+  <w:abstractNum w:abstractNumId="17" w15:restartNumberingAfterBreak="0">
+    <w:nsid w:val="7B3A2658"/>
+    <w:multiLevelType w:val="multilevel"/>
+    <w:tmpl w:val="5F98BF98"/>
+    <w:lvl w:ilvl="0">
+      <w:start w:val="1"/>
+      <w:numFmt w:val="decimal"/>
+      <w:lvlText w:val="%1."/>
+      <w:lvlJc w:val="left"/>
+      <w:pPr>
+        <w:tabs>
+          <w:tab w:val="num" w:pos="720"/>
+        </w:tabs>
+        <w:ind w:left="720" w:hanging="360"/>
+      </w:pPr>
+    </w:lvl>
+    <w:lvl w:ilvl="1" w:tentative="1">
+      <w:start w:val="1"/>
+      <w:numFmt w:val="decimal"/>
+      <w:lvlText w:val="%2."/>
+      <w:lvlJc w:val="left"/>
+      <w:pPr>
+        <w:tabs>
+          <w:tab w:val="num" w:pos="1440"/>
+        </w:tabs>
+        <w:ind w:left="1440" w:hanging="360"/>
+      </w:pPr>
+    </w:lvl>
+    <w:lvl w:ilvl="2" w:tentative="1">
+      <w:start w:val="1"/>
+      <w:numFmt w:val="decimal"/>
+      <w:lvlText w:val="%3."/>
+      <w:lvlJc w:val="left"/>
+      <w:pPr>
+        <w:tabs>
+          <w:tab w:val="num" w:pos="2160"/>
+        </w:tabs>
+        <w:ind w:left="2160" w:hanging="360"/>
+      </w:pPr>
+    </w:lvl>
+    <w:lvl w:ilvl="3" w:tentative="1">
+      <w:start w:val="1"/>
+      <w:numFmt w:val="decimal"/>
+      <w:lvlText w:val="%4."/>
+      <w:lvlJc w:val="left"/>
+      <w:pPr>
+        <w:tabs>
+          <w:tab w:val="num" w:pos="2880"/>
+        </w:tabs>
+        <w:ind w:left="2880" w:hanging="360"/>
+      </w:pPr>
+    </w:lvl>
+    <w:lvl w:ilvl="4" w:tentative="1">
+      <w:start w:val="1"/>
+      <w:numFmt w:val="decimal"/>
+      <w:lvlText w:val="%5."/>
+      <w:lvlJc w:val="left"/>
+      <w:pPr>
+        <w:tabs>
+          <w:tab w:val="num" w:pos="3600"/>
+        </w:tabs>
+        <w:ind w:left="3600" w:hanging="360"/>
+      </w:pPr>
+    </w:lvl>
+    <w:lvl w:ilvl="5" w:tentative="1">
+      <w:start w:val="1"/>
+      <w:numFmt w:val="decimal"/>
+      <w:lvlText w:val="%6."/>
+      <w:lvlJc w:val="left"/>
+      <w:pPr>
+        <w:tabs>
+          <w:tab w:val="num" w:pos="4320"/>
+        </w:tabs>
+        <w:ind w:left="4320" w:hanging="360"/>
+      </w:pPr>
+    </w:lvl>
+    <w:lvl w:ilvl="6" w:tentative="1">
+      <w:start w:val="1"/>
+      <w:numFmt w:val="decimal"/>
+      <w:lvlText w:val="%7."/>
+      <w:lvlJc w:val="left"/>
+      <w:pPr>
+        <w:tabs>
+          <w:tab w:val="num" w:pos="5040"/>
+        </w:tabs>
+        <w:ind w:left="5040" w:hanging="360"/>
+      </w:pPr>
+    </w:lvl>
+    <w:lvl w:ilvl="7" w:tentative="1">
+      <w:start w:val="1"/>
+      <w:numFmt w:val="decimal"/>
+      <w:lvlText w:val="%8."/>
+      <w:lvlJc w:val="left"/>
+      <w:pPr>
+        <w:tabs>
+          <w:tab w:val="num" w:pos="5760"/>
+        </w:tabs>
+        <w:ind w:left="5760" w:hanging="360"/>
+      </w:pPr>
+    </w:lvl>
+    <w:lvl w:ilvl="8" w:tentative="1">
+      <w:start w:val="1"/>
+      <w:numFmt w:val="decimal"/>
+      <w:lvlText w:val="%9."/>
+      <w:lvlJc w:val="left"/>
+      <w:pPr>
+        <w:tabs>
+          <w:tab w:val="num" w:pos="6480"/>
+        </w:tabs>
+        <w:ind w:left="6480" w:hanging="360"/>
+      </w:pPr>
+    </w:lvl>
+  </w:abstractNum>
   <w:num w:numId="1">
+    <w:abstractNumId w:val="3"/>
+  </w:num>
+  <w:num w:numId="2">
+    <w:abstractNumId w:val="3"/>
+  </w:num>
+  <w:num w:numId="3">
+    <w:abstractNumId w:val="3"/>
+  </w:num>
+  <w:num w:numId="4">
     <w:abstractNumId w:val="2"/>
   </w:num>
-  <w:num w:numId="2">
-    <w:abstractNumId w:val="2"/>
-  </w:num>
-  <w:num w:numId="3">
-    <w:abstractNumId w:val="2"/>
-  </w:num>
-  <w:num w:numId="4">
-    <w:abstractNumId w:val="1"/>
-  </w:num>
   <w:num w:numId="5">
-    <w:abstractNumId w:val="2"/>
+    <w:abstractNumId w:val="3"/>
   </w:num>
   <w:num w:numId="6">
+    <w:abstractNumId w:val="7"/>
+  </w:num>
+  <w:num w:numId="7">
     <w:abstractNumId w:val="3"/>
   </w:num>
-  <w:num w:numId="7">
-    <w:abstractNumId w:val="2"/>
-  </w:num>
   <w:num w:numId="8">
-    <w:abstractNumId w:val="2"/>
+    <w:abstractNumId w:val="3"/>
   </w:num>
   <w:num w:numId="9">
-    <w:abstractNumId w:val="2"/>
+    <w:abstractNumId w:val="3"/>
   </w:num>
   <w:num w:numId="10">
-    <w:abstractNumId w:val="2"/>
+    <w:abstractNumId w:val="3"/>
   </w:num>
   <w:num w:numId="11">
-    <w:abstractNumId w:val="2"/>
+    <w:abstractNumId w:val="3"/>
   </w:num>
   <w:num w:numId="12">
-    <w:abstractNumId w:val="2"/>
+    <w:abstractNumId w:val="3"/>
   </w:num>
   <w:num w:numId="13">
-    <w:abstractNumId w:val="2"/>
+    <w:abstractNumId w:val="3"/>
   </w:num>
   <w:num w:numId="14">
-    <w:abstractNumId w:val="2"/>
+    <w:abstractNumId w:val="3"/>
   </w:num>
   <w:num w:numId="15">
     <w:abstractNumId w:val="0"/>
+  </w:num>
+  <w:num w:numId="16">
+    <w:abstractNumId w:val="5"/>
+  </w:num>
+  <w:num w:numId="17">
+    <w:abstractNumId w:val="11"/>
+  </w:num>
+  <w:num w:numId="18">
+    <w:abstractNumId w:val="12"/>
+  </w:num>
+  <w:num w:numId="19">
+    <w:abstractNumId w:val="9"/>
+  </w:num>
+  <w:num w:numId="20">
+    <w:abstractNumId w:val="8"/>
+  </w:num>
+  <w:num w:numId="21">
+    <w:abstractNumId w:val="6"/>
+  </w:num>
+  <w:num w:numId="22">
+    <w:abstractNumId w:val="15"/>
+  </w:num>
+  <w:num w:numId="23">
+    <w:abstractNumId w:val="10"/>
+  </w:num>
+  <w:num w:numId="24">
+    <w:abstractNumId w:val="14"/>
+  </w:num>
+  <w:num w:numId="25">
+    <w:abstractNumId w:val="4"/>
+  </w:num>
+  <w:num w:numId="26">
+    <w:abstractNumId w:val="13"/>
+  </w:num>
+  <w:num w:numId="27">
+    <w:abstractNumId w:val="1"/>
+  </w:num>
+  <w:num w:numId="28">
+    <w:abstractNumId w:val="16"/>
+  </w:num>
+  <w:num w:numId="29">
+    <w:abstractNumId w:val="17"/>
   </w:num>
 </w:numbering>
 </file>
@@ -1656,10 +4067,32 @@
       <w:szCs w:val="24"/>
     </w:rPr>
   </w:style>
+  <w:style w:type="paragraph" w:styleId="4">
+    <w:name w:val="heading 4"/>
+    <w:basedOn w:val="a"/>
+    <w:next w:val="a"/>
+    <w:link w:val="40"/>
+    <w:uiPriority w:val="9"/>
+    <w:semiHidden/>
+    <w:unhideWhenUsed/>
+    <w:qFormat/>
+    <w:rsid w:val="008D1F03"/>
+    <w:pPr>
+      <w:keepNext/>
+      <w:keepLines/>
+      <w:spacing w:before="40"/>
+      <w:outlineLvl w:val="3"/>
+    </w:pPr>
+    <w:rPr>
+      <w:rFonts w:asciiTheme="majorHAnsi" w:eastAsiaTheme="majorEastAsia" w:hAnsiTheme="majorHAnsi" w:cstheme="majorBidi"/>
+      <w:i/>
+      <w:iCs/>
+      <w:color w:val="2F5496" w:themeColor="accent1" w:themeShade="BF"/>
+    </w:rPr>
+  </w:style>
   <w:style w:type="character" w:default="1" w:styleId="a0">
     <w:name w:val="Default Paragraph Font"/>
     <w:uiPriority w:val="1"/>
-    <w:semiHidden/>
     <w:unhideWhenUsed/>
   </w:style>
   <w:style w:type="table" w:default="1" w:styleId="a1">
@@ -1817,6 +4250,60 @@
     <w:rsid w:val="00042CE3"/>
     <w:rPr>
       <w:color w:val="808080"/>
+    </w:rPr>
+  </w:style>
+  <w:style w:type="paragraph" w:customStyle="1" w:styleId="ds-markdown-paragraph">
+    <w:name w:val="ds-markdown-paragraph"/>
+    <w:basedOn w:val="a"/>
+    <w:rsid w:val="00EA68F3"/>
+    <w:pPr>
+      <w:spacing w:before="100" w:beforeAutospacing="1" w:after="100" w:afterAutospacing="1" w:line="240" w:lineRule="auto"/>
+      <w:ind w:firstLine="0"/>
+      <w:jc w:val="left"/>
+    </w:pPr>
+    <w:rPr>
+      <w:rFonts w:eastAsia="Times New Roman" w:cs="Times New Roman"/>
+      <w:szCs w:val="24"/>
+      <w:lang w:eastAsia="ru-RU"/>
+    </w:rPr>
+  </w:style>
+  <w:style w:type="character" w:styleId="a9">
+    <w:name w:val="Strong"/>
+    <w:basedOn w:val="a0"/>
+    <w:uiPriority w:val="22"/>
+    <w:qFormat/>
+    <w:rsid w:val="00EA68F3"/>
+    <w:rPr>
+      <w:b/>
+      <w:bCs/>
+    </w:rPr>
+  </w:style>
+  <w:style w:type="character" w:customStyle="1" w:styleId="40">
+    <w:name w:val="Заголовок 4 Знак"/>
+    <w:basedOn w:val="a0"/>
+    <w:link w:val="4"/>
+    <w:uiPriority w:val="9"/>
+    <w:semiHidden/>
+    <w:rsid w:val="008D1F03"/>
+    <w:rPr>
+      <w:rFonts w:asciiTheme="majorHAnsi" w:eastAsiaTheme="majorEastAsia" w:hAnsiTheme="majorHAnsi" w:cstheme="majorBidi"/>
+      <w:i/>
+      <w:iCs/>
+      <w:color w:val="2F5496" w:themeColor="accent1" w:themeShade="BF"/>
+      <w:kern w:val="0"/>
+      <w:sz w:val="24"/>
+      <w14:ligatures w14:val="none"/>
+    </w:rPr>
+  </w:style>
+  <w:style w:type="character" w:styleId="aa">
+    <w:name w:val="Emphasis"/>
+    <w:basedOn w:val="a0"/>
+    <w:uiPriority w:val="20"/>
+    <w:qFormat/>
+    <w:rsid w:val="008D1F03"/>
+    <w:rPr>
+      <w:i/>
+      <w:iCs/>
     </w:rPr>
   </w:style>
 </w:styles>
@@ -2122,7 +4609,7 @@
 </file>
 
 <file path=customXml/itemProps1.xml><?xml version="1.0" encoding="utf-8"?>
-<ds:datastoreItem xmlns:ds="http://schemas.openxmlformats.org/officeDocument/2006/customXml" ds:itemID="{5C4CBCC0-B4F2-4601-9A90-8E5FCA03DE27}">
+<ds:datastoreItem xmlns:ds="http://schemas.openxmlformats.org/officeDocument/2006/customXml" ds:itemID="{5DCEBE8A-E7D3-41D3-8F54-E9422C129349}">
   <ds:schemaRefs>
     <ds:schemaRef ds:uri="http://schemas.openxmlformats.org/officeDocument/2006/bibliography"/>
   </ds:schemaRefs>

--- a/docs/review.docx
+++ b/docs/review.docx
@@ -166,13 +166,7 @@
         <w:rPr>
           <w:rFonts w:cs="Times New Roman"/>
         </w:rPr>
-        <w:t>Графическую часть</w:t>
-      </w:r>
-      <w:r>
-        <w:rPr>
-          <w:rFonts w:cs="Times New Roman"/>
-        </w:rPr>
-        <w:t>, оформленную в соответствии с ЕСКД и ГОСТ.</w:t>
+        <w:t>Графическую часть, оформленную в соответствии с ЕСКД и ГОСТ.</w:t>
       </w:r>
     </w:p>
     <w:p>
@@ -563,13 +557,7 @@
         <w:rPr>
           <w:rFonts w:cs="Times New Roman"/>
         </w:rPr>
-        <w:t xml:space="preserve"> </w:t>
-      </w:r>
-      <w:r>
-        <w:rPr>
-          <w:rFonts w:cs="Times New Roman"/>
-        </w:rPr>
-        <w:t xml:space="preserve">с помощью программного комплекса </w:t>
+        <w:t xml:space="preserve"> с помощью программного комплекса </w:t>
       </w:r>
       <w:r>
         <w:rPr>
@@ -652,13 +640,7 @@
         <w:rPr>
           <w:rFonts w:cs="Times New Roman"/>
         </w:rPr>
-        <w:t xml:space="preserve"> ГТД </w:t>
-      </w:r>
-      <w:r>
-        <w:rPr>
-          <w:rFonts w:cs="Times New Roman"/>
-        </w:rPr>
-        <w:t xml:space="preserve">на выбросы </w:t>
+        <w:t xml:space="preserve"> ГТД на выбросы </w:t>
       </w:r>
       <w:r>
         <w:rPr>
@@ -696,19 +678,7 @@
         <w:rPr>
           <w:rFonts w:cs="Times New Roman"/>
         </w:rPr>
-        <w:t xml:space="preserve"> выявлены доминирующие признаки. Подобран лучший </w:t>
-      </w:r>
-      <w:r>
-        <w:rPr>
-          <w:rFonts w:cs="Times New Roman"/>
-        </w:rPr>
-        <w:t xml:space="preserve">регрессионной </w:t>
-      </w:r>
-      <w:r>
-        <w:rPr>
-          <w:rFonts w:cs="Times New Roman"/>
-        </w:rPr>
-        <w:t xml:space="preserve">классический алгоритм машинного обучения </w:t>
+        <w:t xml:space="preserve"> выявлены доминирующие признаки. Подобран лучший регрессионной классический алгоритм машинного обучения </w:t>
       </w:r>
       <w:r>
         <w:rPr>
@@ -1161,10 +1131,7 @@
         <w:t>КНД</w:t>
       </w:r>
       <w:r>
-        <w:t> характеризуется повышенными гидравлическими потерями, а также технологической сложностью</w:t>
-      </w:r>
-      <w:r>
-        <w:t xml:space="preserve"> изготовления.</w:t>
+        <w:t> характеризуется повышенными гидравлическими потерями, а также технологической сложностью изготовления.</w:t>
       </w:r>
     </w:p>
     <w:p>
@@ -1203,19 +1170,285 @@
         <w:t xml:space="preserve"> </w:t>
       </w:r>
       <w:r>
-        <w:t>Ан</w:t>
-      </w:r>
-      <w:bookmarkStart w:id="0" w:name="_GoBack"/>
-      <w:bookmarkEnd w:id="0"/>
-      <w:r>
-        <w:t>дрюшин Д. В.</w:t>
+        <w:t>Андрюшин Д. В.</w:t>
       </w:r>
       <w:r>
         <w:t xml:space="preserve"> в свою очередь, заслуживает присуждения ему квалификации «Инженер».</w:t>
+      </w:r>
+    </w:p>
+    <w:p/>
+    <w:p>
+      <w:pPr>
+        <w:ind w:firstLine="540"/>
+        <w:rPr>
+          <w:rFonts w:eastAsia="Times New Roman"/>
+          <w:szCs w:val="24"/>
+          <w:lang w:eastAsia="ru-RU"/>
+        </w:rPr>
+      </w:pPr>
+      <w:r>
+        <w:rPr>
+          <w:rFonts w:eastAsia="Times New Roman"/>
+          <w:szCs w:val="24"/>
+          <w:lang w:eastAsia="ru-RU"/>
+        </w:rPr>
+        <w:t>Рецензент</w:t>
+      </w:r>
+    </w:p>
+    <w:p>
+      <w:pPr>
+        <w:rPr>
+          <w:rFonts w:eastAsia="Times New Roman"/>
+          <w:szCs w:val="24"/>
+          <w:lang w:eastAsia="ru-RU"/>
+        </w:rPr>
+      </w:pPr>
+    </w:p>
+    <w:p>
+      <w:pPr>
+        <w:ind w:firstLine="0"/>
+        <w:rPr>
+          <w:rFonts w:eastAsia="Times New Roman"/>
+          <w:sz w:val="16"/>
+          <w:szCs w:val="16"/>
+          <w:lang w:eastAsia="ru-RU"/>
+        </w:rPr>
+      </w:pPr>
+      <w:r>
+        <w:rPr>
+          <w:rFonts w:eastAsia="Times New Roman"/>
+          <w:sz w:val="16"/>
+          <w:szCs w:val="16"/>
+          <w:lang w:eastAsia="ru-RU"/>
+        </w:rPr>
+        <w:t>__________________________________________________</w:t>
+      </w:r>
+    </w:p>
+    <w:p>
+      <w:pPr>
+        <w:ind w:left="1416" w:firstLine="0"/>
+        <w:rPr>
+          <w:rFonts w:eastAsia="Times New Roman"/>
+          <w:sz w:val="16"/>
+          <w:szCs w:val="16"/>
+          <w:lang w:eastAsia="ru-RU"/>
+        </w:rPr>
+      </w:pPr>
+      <w:r>
+        <w:rPr>
+          <w:rFonts w:eastAsia="Times New Roman"/>
+          <w:sz w:val="16"/>
+          <w:szCs w:val="16"/>
+          <w:lang w:eastAsia="ru-RU"/>
+        </w:rPr>
+        <w:t xml:space="preserve">      </w:t>
+      </w:r>
+      <w:r>
+        <w:rPr>
+          <w:rFonts w:eastAsia="Times New Roman"/>
+          <w:sz w:val="16"/>
+          <w:szCs w:val="16"/>
+          <w:lang w:eastAsia="ru-RU"/>
+        </w:rPr>
+        <w:t>Должность</w:t>
+      </w:r>
+    </w:p>
+    <w:p>
+      <w:pPr>
+        <w:ind w:left="1416" w:firstLine="0"/>
+        <w:rPr>
+          <w:rFonts w:eastAsia="Times New Roman"/>
+          <w:sz w:val="16"/>
+          <w:szCs w:val="16"/>
+          <w:lang w:eastAsia="ru-RU"/>
+        </w:rPr>
+      </w:pPr>
+    </w:p>
+    <w:p>
+      <w:pPr>
+        <w:ind w:firstLine="0"/>
+        <w:rPr>
+          <w:rFonts w:eastAsia="Times New Roman"/>
+          <w:sz w:val="16"/>
+          <w:szCs w:val="16"/>
+          <w:lang w:eastAsia="ru-RU"/>
+        </w:rPr>
+      </w:pPr>
+      <w:r>
+        <w:rPr>
+          <w:rFonts w:eastAsia="Times New Roman"/>
+          <w:sz w:val="16"/>
+          <w:szCs w:val="16"/>
+          <w:lang w:eastAsia="ru-RU"/>
+        </w:rPr>
+        <w:t>__________________________________________________</w:t>
+      </w:r>
+    </w:p>
+    <w:p>
+      <w:pPr>
+        <w:ind w:left="708" w:firstLine="0"/>
+        <w:rPr>
+          <w:rFonts w:eastAsia="Times New Roman"/>
+          <w:sz w:val="16"/>
+          <w:szCs w:val="16"/>
+          <w:lang w:eastAsia="ru-RU"/>
+        </w:rPr>
+      </w:pPr>
+      <w:r>
+        <w:rPr>
+          <w:rFonts w:eastAsia="Times New Roman"/>
+          <w:sz w:val="16"/>
+          <w:szCs w:val="16"/>
+          <w:lang w:eastAsia="ru-RU"/>
+        </w:rPr>
+        <w:t xml:space="preserve">                      </w:t>
+      </w:r>
+      <w:r>
+        <w:rPr>
+          <w:rFonts w:eastAsia="Times New Roman"/>
+          <w:sz w:val="16"/>
+          <w:szCs w:val="16"/>
+          <w:lang w:eastAsia="ru-RU"/>
+        </w:rPr>
+        <w:t xml:space="preserve">Организация </w:t>
+      </w:r>
+    </w:p>
+    <w:p>
+      <w:pPr>
+        <w:ind w:left="708" w:firstLine="0"/>
+        <w:rPr>
+          <w:rFonts w:eastAsia="Times New Roman"/>
+          <w:sz w:val="16"/>
+          <w:szCs w:val="16"/>
+          <w:lang w:eastAsia="ru-RU"/>
+        </w:rPr>
+      </w:pPr>
+    </w:p>
+    <w:p>
+      <w:pPr>
+        <w:ind w:firstLine="0"/>
+        <w:rPr>
+          <w:rFonts w:eastAsia="Times New Roman"/>
+          <w:sz w:val="16"/>
+          <w:szCs w:val="16"/>
+          <w:lang w:eastAsia="ru-RU"/>
+        </w:rPr>
+      </w:pPr>
+      <w:r>
+        <w:rPr>
+          <w:rFonts w:eastAsia="Times New Roman"/>
+          <w:sz w:val="16"/>
+          <w:szCs w:val="16"/>
+          <w:lang w:eastAsia="ru-RU"/>
+        </w:rPr>
+        <w:t>__________</w:t>
+      </w:r>
+      <w:r>
+        <w:rPr>
+          <w:rFonts w:eastAsia="Times New Roman"/>
+          <w:sz w:val="16"/>
+          <w:szCs w:val="16"/>
+          <w:lang w:eastAsia="ru-RU"/>
+        </w:rPr>
+        <w:t>________________________________________</w:t>
+      </w:r>
+    </w:p>
+    <w:p>
+      <w:pPr>
+        <w:ind w:left="1416" w:firstLine="0"/>
+        <w:rPr>
+          <w:rFonts w:eastAsia="Times New Roman"/>
+          <w:sz w:val="16"/>
+          <w:szCs w:val="16"/>
+          <w:lang w:eastAsia="ru-RU"/>
+        </w:rPr>
+      </w:pPr>
+      <w:r>
+        <w:rPr>
+          <w:rFonts w:eastAsia="Times New Roman"/>
+          <w:sz w:val="16"/>
+          <w:szCs w:val="16"/>
+          <w:lang w:eastAsia="ru-RU"/>
+        </w:rPr>
+        <w:t xml:space="preserve">           ФИО</w:t>
+      </w:r>
+      <w:r>
+        <w:rPr>
+          <w:rFonts w:eastAsia="Times New Roman"/>
+          <w:sz w:val="16"/>
+          <w:szCs w:val="16"/>
+          <w:lang w:eastAsia="ru-RU"/>
+        </w:rPr>
+        <w:tab/>
+      </w:r>
+      <w:r>
+        <w:rPr>
+          <w:rFonts w:eastAsia="Times New Roman"/>
+          <w:sz w:val="16"/>
+          <w:szCs w:val="16"/>
+          <w:lang w:eastAsia="ru-RU"/>
+        </w:rPr>
+        <w:tab/>
+      </w:r>
+      <w:r>
+        <w:rPr>
+          <w:rFonts w:eastAsia="Times New Roman"/>
+          <w:sz w:val="16"/>
+          <w:szCs w:val="16"/>
+          <w:lang w:eastAsia="ru-RU"/>
+        </w:rPr>
+        <w:tab/>
+      </w:r>
+      <w:r>
+        <w:rPr>
+          <w:rFonts w:eastAsia="Times New Roman"/>
+          <w:sz w:val="16"/>
+          <w:szCs w:val="16"/>
+          <w:lang w:eastAsia="ru-RU"/>
+        </w:rPr>
+        <w:tab/>
+      </w:r>
+      <w:r>
+        <w:rPr>
+          <w:rFonts w:eastAsia="Times New Roman"/>
+          <w:sz w:val="16"/>
+          <w:szCs w:val="16"/>
+          <w:lang w:eastAsia="ru-RU"/>
+        </w:rPr>
+        <w:tab/>
+      </w:r>
+      <w:r>
+        <w:rPr>
+          <w:rFonts w:eastAsia="Times New Roman"/>
+          <w:sz w:val="16"/>
+          <w:szCs w:val="16"/>
+          <w:lang w:eastAsia="ru-RU"/>
+        </w:rPr>
+        <w:t>Подпись</w:t>
+      </w:r>
+      <w:r>
+        <w:rPr>
+          <w:rFonts w:eastAsia="Times New Roman"/>
+          <w:sz w:val="16"/>
+          <w:szCs w:val="16"/>
+          <w:lang w:eastAsia="ru-RU"/>
+        </w:rPr>
+        <w:tab/>
+      </w:r>
+      <w:r>
+        <w:rPr>
+          <w:rFonts w:eastAsia="Times New Roman"/>
+          <w:sz w:val="16"/>
+          <w:szCs w:val="16"/>
+          <w:lang w:eastAsia="ru-RU"/>
+        </w:rPr>
+        <w:tab/>
+        <w:t>Расшифровка</w:t>
       </w:r>
     </w:p>
     <w:p/>
     <w:p/>
+    <w:p/>
     <w:p>
       <w:pPr>
         <w:ind w:firstLine="0"/>
@@ -1224,6 +1457,8 @@
           <w:color w:val="000000" w:themeColor="text1"/>
         </w:rPr>
       </w:pPr>
+      <w:bookmarkStart w:id="0" w:name="_GoBack"/>
+      <w:bookmarkEnd w:id="0"/>
     </w:p>
     <w:sectPr>
       <w:pgSz w:w="11906" w:h="16838"/>
@@ -4093,6 +4328,7 @@
   <w:style w:type="character" w:default="1" w:styleId="a0">
     <w:name w:val="Default Paragraph Font"/>
     <w:uiPriority w:val="1"/>
+    <w:semiHidden/>
     <w:unhideWhenUsed/>
   </w:style>
   <w:style w:type="table" w:default="1" w:styleId="a1">
@@ -4609,7 +4845,7 @@
 </file>
 
 <file path=customXml/itemProps1.xml><?xml version="1.0" encoding="utf-8"?>
-<ds:datastoreItem xmlns:ds="http://schemas.openxmlformats.org/officeDocument/2006/customXml" ds:itemID="{5DCEBE8A-E7D3-41D3-8F54-E9422C129349}">
+<ds:datastoreItem xmlns:ds="http://schemas.openxmlformats.org/officeDocument/2006/customXml" ds:itemID="{C0B0402B-924F-43F7-8BD3-C4D5A3C2BF20}">
   <ds:schemaRefs>
     <ds:schemaRef ds:uri="http://schemas.openxmlformats.org/officeDocument/2006/bibliography"/>
   </ds:schemaRefs>

--- a/docs/review.docx
+++ b/docs/review.docx
@@ -1045,8 +1045,10 @@
           <w:b/>
           <w:color w:val="000000" w:themeColor="text1"/>
         </w:rPr>
-        <w:t> </w:t>
-      </w:r>
+        <w:t xml:space="preserve"> </w:t>
+      </w:r>
+      <w:bookmarkStart w:id="0" w:name="_GoBack"/>
+      <w:bookmarkEnd w:id="0"/>
       <w:r>
         <w:rPr>
           <w:rFonts w:cs="Times New Roman"/>
@@ -1241,21 +1243,23 @@
           <w:szCs w:val="16"/>
           <w:lang w:eastAsia="ru-RU"/>
         </w:rPr>
-        <w:t xml:space="preserve">      </w:t>
-      </w:r>
-      <w:r>
+        <w:t xml:space="preserve">      Должность</w:t>
+      </w:r>
+    </w:p>
+    <w:p>
+      <w:pPr>
+        <w:ind w:left="1416" w:firstLine="0"/>
         <w:rPr>
           <w:rFonts w:eastAsia="Times New Roman"/>
           <w:sz w:val="16"/>
           <w:szCs w:val="16"/>
           <w:lang w:eastAsia="ru-RU"/>
         </w:rPr>
-        <w:t>Должность</w:t>
-      </w:r>
+      </w:pPr>
     </w:p>
     <w:p>
       <w:pPr>
-        <w:ind w:left="1416" w:firstLine="0"/>
+        <w:ind w:firstLine="0"/>
         <w:rPr>
           <w:rFonts w:eastAsia="Times New Roman"/>
           <w:sz w:val="16"/>
@@ -1263,70 +1267,70 @@
           <w:lang w:eastAsia="ru-RU"/>
         </w:rPr>
       </w:pPr>
-    </w:p>
-    <w:p>
-      <w:pPr>
-        <w:ind w:firstLine="0"/>
+      <w:r>
         <w:rPr>
           <w:rFonts w:eastAsia="Times New Roman"/>
           <w:sz w:val="16"/>
           <w:szCs w:val="16"/>
           <w:lang w:eastAsia="ru-RU"/>
         </w:rPr>
-      </w:pPr>
-      <w:r>
+        <w:t>__________________________________________________</w:t>
+      </w:r>
+    </w:p>
+    <w:p>
+      <w:pPr>
+        <w:ind w:left="708" w:firstLine="0"/>
         <w:rPr>
           <w:rFonts w:eastAsia="Times New Roman"/>
           <w:sz w:val="16"/>
           <w:szCs w:val="16"/>
           <w:lang w:eastAsia="ru-RU"/>
         </w:rPr>
-        <w:t>__________________________________________________</w:t>
-      </w:r>
-    </w:p>
-    <w:p>
-      <w:pPr>
-        <w:ind w:left="708" w:firstLine="0"/>
+      </w:pPr>
+      <w:r>
         <w:rPr>
           <w:rFonts w:eastAsia="Times New Roman"/>
           <w:sz w:val="16"/>
           <w:szCs w:val="16"/>
           <w:lang w:eastAsia="ru-RU"/>
         </w:rPr>
-      </w:pPr>
-      <w:r>
+        <w:t xml:space="preserve">                      Организация </w:t>
+      </w:r>
+    </w:p>
+    <w:p>
+      <w:pPr>
+        <w:ind w:left="708" w:firstLine="0"/>
         <w:rPr>
           <w:rFonts w:eastAsia="Times New Roman"/>
           <w:sz w:val="16"/>
           <w:szCs w:val="16"/>
           <w:lang w:eastAsia="ru-RU"/>
         </w:rPr>
-        <w:t xml:space="preserve">                      </w:t>
-      </w:r>
-      <w:r>
+      </w:pPr>
+    </w:p>
+    <w:p>
+      <w:pPr>
+        <w:ind w:firstLine="0"/>
         <w:rPr>
           <w:rFonts w:eastAsia="Times New Roman"/>
           <w:sz w:val="16"/>
           <w:szCs w:val="16"/>
           <w:lang w:eastAsia="ru-RU"/>
         </w:rPr>
-        <w:t xml:space="preserve">Организация </w:t>
-      </w:r>
-    </w:p>
-    <w:p>
-      <w:pPr>
-        <w:ind w:left="708" w:firstLine="0"/>
+      </w:pPr>
+      <w:r>
         <w:rPr>
           <w:rFonts w:eastAsia="Times New Roman"/>
           <w:sz w:val="16"/>
           <w:szCs w:val="16"/>
           <w:lang w:eastAsia="ru-RU"/>
         </w:rPr>
-      </w:pPr>
+        <w:t>__________________________________________________</w:t>
+      </w:r>
     </w:p>
     <w:p>
       <w:pPr>
-        <w:ind w:firstLine="0"/>
+        <w:ind w:left="1416" w:firstLine="0"/>
         <w:rPr>
           <w:rFonts w:eastAsia="Times New Roman"/>
           <w:sz w:val="16"/>
@@ -1341,7 +1345,7 @@
           <w:szCs w:val="16"/>
           <w:lang w:eastAsia="ru-RU"/>
         </w:rPr>
-        <w:t>__________</w:t>
+        <w:t xml:space="preserve">           ФИО</w:t>
       </w:r>
       <w:r>
         <w:rPr>
@@ -1350,19 +1354,17 @@
           <w:szCs w:val="16"/>
           <w:lang w:eastAsia="ru-RU"/>
         </w:rPr>
-        <w:t>________________________________________</w:t>
-      </w:r>
-    </w:p>
-    <w:p>
-      <w:pPr>
-        <w:ind w:left="1416" w:firstLine="0"/>
+        <w:tab/>
+      </w:r>
+      <w:r>
         <w:rPr>
           <w:rFonts w:eastAsia="Times New Roman"/>
           <w:sz w:val="16"/>
           <w:szCs w:val="16"/>
           <w:lang w:eastAsia="ru-RU"/>
         </w:rPr>
-      </w:pPr>
+        <w:tab/>
+      </w:r>
       <w:r>
         <w:rPr>
           <w:rFonts w:eastAsia="Times New Roman"/>
@@ -1370,7 +1372,7 @@
           <w:szCs w:val="16"/>
           <w:lang w:eastAsia="ru-RU"/>
         </w:rPr>
-        <w:t xml:space="preserve">           ФИО</w:t>
+        <w:tab/>
       </w:r>
       <w:r>
         <w:rPr>
@@ -1389,41 +1391,6 @@
           <w:lang w:eastAsia="ru-RU"/>
         </w:rPr>
         <w:tab/>
-      </w:r>
-      <w:r>
-        <w:rPr>
-          <w:rFonts w:eastAsia="Times New Roman"/>
-          <w:sz w:val="16"/>
-          <w:szCs w:val="16"/>
-          <w:lang w:eastAsia="ru-RU"/>
-        </w:rPr>
-        <w:tab/>
-      </w:r>
-      <w:r>
-        <w:rPr>
-          <w:rFonts w:eastAsia="Times New Roman"/>
-          <w:sz w:val="16"/>
-          <w:szCs w:val="16"/>
-          <w:lang w:eastAsia="ru-RU"/>
-        </w:rPr>
-        <w:tab/>
-      </w:r>
-      <w:r>
-        <w:rPr>
-          <w:rFonts w:eastAsia="Times New Roman"/>
-          <w:sz w:val="16"/>
-          <w:szCs w:val="16"/>
-          <w:lang w:eastAsia="ru-RU"/>
-        </w:rPr>
-        <w:tab/>
-      </w:r>
-      <w:r>
-        <w:rPr>
-          <w:rFonts w:eastAsia="Times New Roman"/>
-          <w:sz w:val="16"/>
-          <w:szCs w:val="16"/>
-          <w:lang w:eastAsia="ru-RU"/>
-        </w:rPr>
         <w:t>Подпись</w:t>
       </w:r>
       <w:r>
@@ -1457,8 +1424,6 @@
           <w:color w:val="000000" w:themeColor="text1"/>
         </w:rPr>
       </w:pPr>
-      <w:bookmarkStart w:id="0" w:name="_GoBack"/>
-      <w:bookmarkEnd w:id="0"/>
     </w:p>
     <w:sectPr>
       <w:pgSz w:w="11906" w:h="16838"/>
@@ -4845,7 +4810,7 @@
 </file>
 
 <file path=customXml/itemProps1.xml><?xml version="1.0" encoding="utf-8"?>
-<ds:datastoreItem xmlns:ds="http://schemas.openxmlformats.org/officeDocument/2006/customXml" ds:itemID="{C0B0402B-924F-43F7-8BD3-C4D5A3C2BF20}">
+<ds:datastoreItem xmlns:ds="http://schemas.openxmlformats.org/officeDocument/2006/customXml" ds:itemID="{9032CAA9-B228-48A3-90A2-B9AB1F715F66}">
   <ds:schemaRefs>
     <ds:schemaRef ds:uri="http://schemas.openxmlformats.org/officeDocument/2006/bibliography"/>
   </ds:schemaRefs>
